--- a/Medibot/SAMR_Vision_v3_0_Proyecto Bimenstral1.docx
+++ b/Medibot/SAMR_Vision_v3_0_Proyecto Bimenstral1.docx
@@ -80,20 +80,8 @@
           <w:szCs w:val="24"/>
         </w:rPr>
         <w:br/>
-        <w:t xml:space="preserve">Vision &amp; Scope </w:t>
+        <w:t>Vision &amp; Scope Document</w:t>
       </w:r>
-      <w:proofErr w:type="spellStart"/>
-      <w:r>
-        <w:rPr>
-          <w:i/>
-          <w:iCs/>
-          <w:color w:val="2E75B6"/>
-          <w:sz w:val="24"/>
-          <w:szCs w:val="24"/>
-        </w:rPr>
-        <w:t>Document</w:t>
-      </w:r>
-      <w:proofErr w:type="spellEnd"/>
     </w:p>
     <w:p>
       <w:pPr>
@@ -288,7 +276,11 @@
     <w:sdt>
       <w:sdtPr>
         <w:rPr>
-          <w:lang w:val="es-MX"/>
+          <w:rFonts w:ascii="Arial" w:eastAsia="Arial" w:hAnsi="Arial" w:cs="Arial"/>
+          <w:color w:val="404040"/>
+          <w:sz w:val="21"/>
+          <w:szCs w:val="21"/>
+          <w:lang w:val="es-MX" w:eastAsia="es-EC"/>
         </w:rPr>
         <w:id w:val="-460804772"/>
         <w:docPartObj>
@@ -298,19 +290,17 @@
       </w:sdtPr>
       <w:sdtEndPr>
         <w:rPr>
-          <w:rFonts w:ascii="Arial" w:eastAsia="Arial" w:hAnsi="Arial" w:cs="Arial"/>
           <w:b/>
           <w:bCs/>
-          <w:color w:val="404040"/>
-          <w:sz w:val="21"/>
-          <w:szCs w:val="21"/>
-          <w:lang w:eastAsia="es-EC"/>
         </w:rPr>
       </w:sdtEndPr>
       <w:sdtContent>
         <w:p>
           <w:pPr>
             <w:pStyle w:val="TtuloTDC"/>
+            <w:rPr>
+              <w:lang w:val="es-EC"/>
+            </w:rPr>
           </w:pPr>
           <w:r>
             <w:rPr>
@@ -4598,91 +4588,116 @@
                 <w:color w:val="auto"/>
               </w:rPr>
             </w:pPr>
-            <w:proofErr w:type="spellStart"/>
             <w:r>
               <w:rPr>
                 <w:color w:val="auto"/>
                 <w:sz w:val="20"/>
                 <w:szCs w:val="20"/>
               </w:rPr>
-              <w:t>Backend</w:t>
-            </w:r>
-            <w:proofErr w:type="spellEnd"/>
+              <w:t xml:space="preserve">Backend </w:t>
+            </w:r>
+            <w:proofErr w:type="spellStart"/>
             <w:r>
               <w:rPr>
                 <w:color w:val="auto"/>
                 <w:sz w:val="20"/>
                 <w:szCs w:val="20"/>
               </w:rPr>
-              <w:t xml:space="preserve"> </w:t>
-            </w:r>
-            <w:proofErr w:type="spellStart"/>
+              <w:t>Developer</w:t>
+            </w:r>
+            <w:proofErr w:type="spellEnd"/>
+          </w:p>
+        </w:tc>
+        <w:tc>
+          <w:tcPr>
+            <w:tcW w:w="2016" w:type="dxa"/>
+            <w:tcBorders>
+              <w:top w:val="single" w:sz="1" w:space="0" w:color="BBBBBB"/>
+              <w:left w:val="single" w:sz="1" w:space="0" w:color="BBBBBB"/>
+              <w:bottom w:val="single" w:sz="1" w:space="0" w:color="BBBBBB"/>
+              <w:right w:val="single" w:sz="1" w:space="0" w:color="BBBBBB"/>
+            </w:tcBorders>
+            <w:shd w:val="clear" w:color="auto" w:fill="EBF3FB"/>
+            <w:tcMar>
+              <w:top w:w="80" w:type="dxa"/>
+              <w:left w:w="120" w:type="dxa"/>
+              <w:bottom w:w="80" w:type="dxa"/>
+              <w:right w:w="120" w:type="dxa"/>
+            </w:tcMar>
+            <w:vAlign w:val="center"/>
+          </w:tcPr>
+          <w:p>
+            <w:pPr>
+              <w:rPr>
+                <w:color w:val="auto"/>
+              </w:rPr>
+            </w:pPr>
             <w:r>
               <w:rPr>
                 <w:color w:val="auto"/>
                 <w:sz w:val="20"/>
                 <w:szCs w:val="20"/>
               </w:rPr>
-              <w:t>Developer</w:t>
-            </w:r>
-            <w:proofErr w:type="spellEnd"/>
-          </w:p>
-        </w:tc>
-        <w:tc>
-          <w:tcPr>
-            <w:tcW w:w="2016" w:type="dxa"/>
-            <w:tcBorders>
-              <w:top w:val="single" w:sz="1" w:space="0" w:color="BBBBBB"/>
-              <w:left w:val="single" w:sz="1" w:space="0" w:color="BBBBBB"/>
-              <w:bottom w:val="single" w:sz="1" w:space="0" w:color="BBBBBB"/>
-              <w:right w:val="single" w:sz="1" w:space="0" w:color="BBBBBB"/>
-            </w:tcBorders>
-            <w:shd w:val="clear" w:color="auto" w:fill="EBF3FB"/>
-            <w:tcMar>
-              <w:top w:w="80" w:type="dxa"/>
-              <w:left w:w="120" w:type="dxa"/>
-              <w:bottom w:w="80" w:type="dxa"/>
-              <w:right w:w="120" w:type="dxa"/>
-            </w:tcMar>
-            <w:vAlign w:val="center"/>
-          </w:tcPr>
-          <w:p>
-            <w:pPr>
-              <w:rPr>
-                <w:color w:val="auto"/>
-              </w:rPr>
-            </w:pPr>
+              <w:t xml:space="preserve">Equipo </w:t>
+            </w:r>
+            <w:proofErr w:type="spellStart"/>
             <w:r>
               <w:rPr>
                 <w:color w:val="auto"/>
                 <w:sz w:val="20"/>
                 <w:szCs w:val="20"/>
               </w:rPr>
-              <w:t xml:space="preserve">Equipo </w:t>
-            </w:r>
-            <w:proofErr w:type="spellStart"/>
+              <w:t>Kodev</w:t>
+            </w:r>
+            <w:proofErr w:type="spellEnd"/>
             <w:r>
               <w:rPr>
                 <w:color w:val="auto"/>
                 <w:sz w:val="20"/>
                 <w:szCs w:val="20"/>
               </w:rPr>
-              <w:t>Kodev</w:t>
-            </w:r>
-            <w:proofErr w:type="spellEnd"/>
+              <w:t xml:space="preserve"> / UTPL</w:t>
+            </w:r>
+          </w:p>
+        </w:tc>
+        <w:tc>
+          <w:tcPr>
+            <w:tcW w:w="1512" w:type="dxa"/>
+            <w:tcBorders>
+              <w:top w:val="single" w:sz="1" w:space="0" w:color="BBBBBB"/>
+              <w:left w:val="single" w:sz="1" w:space="0" w:color="BBBBBB"/>
+              <w:bottom w:val="single" w:sz="1" w:space="0" w:color="BBBBBB"/>
+              <w:right w:val="single" w:sz="1" w:space="0" w:color="BBBBBB"/>
+            </w:tcBorders>
+            <w:shd w:val="clear" w:color="auto" w:fill="EBF3FB"/>
+            <w:tcMar>
+              <w:top w:w="80" w:type="dxa"/>
+              <w:left w:w="120" w:type="dxa"/>
+              <w:bottom w:w="80" w:type="dxa"/>
+              <w:right w:w="120" w:type="dxa"/>
+            </w:tcMar>
+            <w:vAlign w:val="center"/>
+          </w:tcPr>
+          <w:p>
+            <w:pPr>
+              <w:jc w:val="center"/>
+              <w:rPr>
+                <w:color w:val="auto"/>
+              </w:rPr>
+            </w:pPr>
             <w:r>
               <w:rPr>
                 <w:color w:val="auto"/>
                 <w:sz w:val="20"/>
                 <w:szCs w:val="20"/>
               </w:rPr>
-              <w:t xml:space="preserve"> / UTPL</w:t>
-            </w:r>
-          </w:p>
-        </w:tc>
-        <w:tc>
-          <w:tcPr>
-            <w:tcW w:w="1512" w:type="dxa"/>
+              <w:t>25/05/2026</w:t>
+            </w:r>
+          </w:p>
+        </w:tc>
+        <w:tc>
+          <w:tcPr>
+            <w:tcW w:w="2520" w:type="dxa"/>
             <w:tcBorders>
               <w:top w:val="single" w:sz="1" w:space="0" w:color="BBBBBB"/>
               <w:left w:val="single" w:sz="1" w:space="0" w:color="BBBBBB"/>
@@ -4700,7 +4715,34 @@
           </w:tcPr>
           <w:p>
             <w:pPr>
-              <w:jc w:val="center"/>
+              <w:rPr>
+                <w:color w:val="auto"/>
+              </w:rPr>
+            </w:pPr>
+          </w:p>
+        </w:tc>
+      </w:tr>
+      <w:tr>
+        <w:tc>
+          <w:tcPr>
+            <w:tcW w:w="2016" w:type="dxa"/>
+            <w:tcBorders>
+              <w:top w:val="single" w:sz="1" w:space="0" w:color="BBBBBB"/>
+              <w:left w:val="single" w:sz="1" w:space="0" w:color="BBBBBB"/>
+              <w:bottom w:val="single" w:sz="1" w:space="0" w:color="BBBBBB"/>
+              <w:right w:val="single" w:sz="1" w:space="0" w:color="BBBBBB"/>
+            </w:tcBorders>
+            <w:shd w:val="clear" w:color="auto" w:fill="FFFFFF"/>
+            <w:tcMar>
+              <w:top w:w="80" w:type="dxa"/>
+              <w:left w:w="120" w:type="dxa"/>
+              <w:bottom w:w="80" w:type="dxa"/>
+              <w:right w:w="120" w:type="dxa"/>
+            </w:tcMar>
+            <w:vAlign w:val="center"/>
+          </w:tcPr>
+          <w:p>
+            <w:pPr>
               <w:rPr>
                 <w:color w:val="auto"/>
               </w:rPr>
@@ -4711,6 +4753,127 @@
                 <w:sz w:val="20"/>
                 <w:szCs w:val="20"/>
               </w:rPr>
+              <w:t>Juan Diego</w:t>
+            </w:r>
+          </w:p>
+        </w:tc>
+        <w:tc>
+          <w:tcPr>
+            <w:tcW w:w="2016" w:type="dxa"/>
+            <w:tcBorders>
+              <w:top w:val="single" w:sz="1" w:space="0" w:color="BBBBBB"/>
+              <w:left w:val="single" w:sz="1" w:space="0" w:color="BBBBBB"/>
+              <w:bottom w:val="single" w:sz="1" w:space="0" w:color="BBBBBB"/>
+              <w:right w:val="single" w:sz="1" w:space="0" w:color="BBBBBB"/>
+            </w:tcBorders>
+            <w:shd w:val="clear" w:color="auto" w:fill="FFFFFF"/>
+            <w:tcMar>
+              <w:top w:w="80" w:type="dxa"/>
+              <w:left w:w="120" w:type="dxa"/>
+              <w:bottom w:w="80" w:type="dxa"/>
+              <w:right w:w="120" w:type="dxa"/>
+            </w:tcMar>
+            <w:vAlign w:val="center"/>
+          </w:tcPr>
+          <w:p>
+            <w:pPr>
+              <w:rPr>
+                <w:color w:val="auto"/>
+              </w:rPr>
+            </w:pPr>
+            <w:r>
+              <w:rPr>
+                <w:color w:val="auto"/>
+                <w:sz w:val="20"/>
+                <w:szCs w:val="20"/>
+              </w:rPr>
+              <w:t>Frontend Developer</w:t>
+            </w:r>
+          </w:p>
+        </w:tc>
+        <w:tc>
+          <w:tcPr>
+            <w:tcW w:w="2016" w:type="dxa"/>
+            <w:tcBorders>
+              <w:top w:val="single" w:sz="1" w:space="0" w:color="BBBBBB"/>
+              <w:left w:val="single" w:sz="1" w:space="0" w:color="BBBBBB"/>
+              <w:bottom w:val="single" w:sz="1" w:space="0" w:color="BBBBBB"/>
+              <w:right w:val="single" w:sz="1" w:space="0" w:color="BBBBBB"/>
+            </w:tcBorders>
+            <w:shd w:val="clear" w:color="auto" w:fill="FFFFFF"/>
+            <w:tcMar>
+              <w:top w:w="80" w:type="dxa"/>
+              <w:left w:w="120" w:type="dxa"/>
+              <w:bottom w:w="80" w:type="dxa"/>
+              <w:right w:w="120" w:type="dxa"/>
+            </w:tcMar>
+            <w:vAlign w:val="center"/>
+          </w:tcPr>
+          <w:p>
+            <w:pPr>
+              <w:rPr>
+                <w:color w:val="auto"/>
+              </w:rPr>
+            </w:pPr>
+            <w:r>
+              <w:rPr>
+                <w:color w:val="auto"/>
+                <w:sz w:val="20"/>
+                <w:szCs w:val="20"/>
+              </w:rPr>
+              <w:t xml:space="preserve">Equipo </w:t>
+            </w:r>
+            <w:proofErr w:type="spellStart"/>
+            <w:r>
+              <w:rPr>
+                <w:color w:val="auto"/>
+                <w:sz w:val="20"/>
+                <w:szCs w:val="20"/>
+              </w:rPr>
+              <w:t>Kodev</w:t>
+            </w:r>
+            <w:proofErr w:type="spellEnd"/>
+            <w:r>
+              <w:rPr>
+                <w:color w:val="auto"/>
+                <w:sz w:val="20"/>
+                <w:szCs w:val="20"/>
+              </w:rPr>
+              <w:t xml:space="preserve"> / UTPL</w:t>
+            </w:r>
+          </w:p>
+        </w:tc>
+        <w:tc>
+          <w:tcPr>
+            <w:tcW w:w="1512" w:type="dxa"/>
+            <w:tcBorders>
+              <w:top w:val="single" w:sz="1" w:space="0" w:color="BBBBBB"/>
+              <w:left w:val="single" w:sz="1" w:space="0" w:color="BBBBBB"/>
+              <w:bottom w:val="single" w:sz="1" w:space="0" w:color="BBBBBB"/>
+              <w:right w:val="single" w:sz="1" w:space="0" w:color="BBBBBB"/>
+            </w:tcBorders>
+            <w:shd w:val="clear" w:color="auto" w:fill="FFFFFF"/>
+            <w:tcMar>
+              <w:top w:w="80" w:type="dxa"/>
+              <w:left w:w="120" w:type="dxa"/>
+              <w:bottom w:w="80" w:type="dxa"/>
+              <w:right w:w="120" w:type="dxa"/>
+            </w:tcMar>
+            <w:vAlign w:val="center"/>
+          </w:tcPr>
+          <w:p>
+            <w:pPr>
+              <w:jc w:val="center"/>
+              <w:rPr>
+                <w:color w:val="auto"/>
+              </w:rPr>
+            </w:pPr>
+            <w:r>
+              <w:rPr>
+                <w:color w:val="auto"/>
+                <w:sz w:val="20"/>
+                <w:szCs w:val="20"/>
+              </w:rPr>
               <w:t>25/05/2026</w:t>
             </w:r>
           </w:p>
@@ -4724,7 +4887,7 @@
               <w:bottom w:val="single" w:sz="1" w:space="0" w:color="BBBBBB"/>
               <w:right w:val="single" w:sz="1" w:space="0" w:color="BBBBBB"/>
             </w:tcBorders>
-            <w:shd w:val="clear" w:color="auto" w:fill="EBF3FB"/>
+            <w:shd w:val="clear" w:color="auto" w:fill="FFFFFF"/>
             <w:tcMar>
               <w:top w:w="80" w:type="dxa"/>
               <w:left w:w="120" w:type="dxa"/>
@@ -4752,7 +4915,7 @@
               <w:bottom w:val="single" w:sz="1" w:space="0" w:color="BBBBBB"/>
               <w:right w:val="single" w:sz="1" w:space="0" w:color="BBBBBB"/>
             </w:tcBorders>
-            <w:shd w:val="clear" w:color="auto" w:fill="FFFFFF"/>
+            <w:shd w:val="clear" w:color="auto" w:fill="EBF3FB"/>
             <w:tcMar>
               <w:top w:w="80" w:type="dxa"/>
               <w:left w:w="120" w:type="dxa"/>
@@ -4773,7 +4936,8 @@
                 <w:sz w:val="20"/>
                 <w:szCs w:val="20"/>
               </w:rPr>
-              <w:t>Juan Diego</w:t>
+              <w:lastRenderedPageBreak/>
+              <w:t>María Paula</w:t>
             </w:r>
           </w:p>
         </w:tc>
@@ -4786,39 +4950,39 @@
               <w:bottom w:val="single" w:sz="1" w:space="0" w:color="BBBBBB"/>
               <w:right w:val="single" w:sz="1" w:space="0" w:color="BBBBBB"/>
             </w:tcBorders>
-            <w:shd w:val="clear" w:color="auto" w:fill="FFFFFF"/>
-            <w:tcMar>
-              <w:top w:w="80" w:type="dxa"/>
-              <w:left w:w="120" w:type="dxa"/>
-              <w:bottom w:w="80" w:type="dxa"/>
-              <w:right w:w="120" w:type="dxa"/>
-            </w:tcMar>
-            <w:vAlign w:val="center"/>
-          </w:tcPr>
-          <w:p>
-            <w:pPr>
-              <w:rPr>
-                <w:color w:val="auto"/>
-              </w:rPr>
-            </w:pPr>
-            <w:proofErr w:type="spellStart"/>
+            <w:shd w:val="clear" w:color="auto" w:fill="EBF3FB"/>
+            <w:tcMar>
+              <w:top w:w="80" w:type="dxa"/>
+              <w:left w:w="120" w:type="dxa"/>
+              <w:bottom w:w="80" w:type="dxa"/>
+              <w:right w:w="120" w:type="dxa"/>
+            </w:tcMar>
+            <w:vAlign w:val="center"/>
+          </w:tcPr>
+          <w:p>
+            <w:pPr>
+              <w:rPr>
+                <w:color w:val="auto"/>
+              </w:rPr>
+            </w:pPr>
             <w:r>
               <w:rPr>
                 <w:color w:val="auto"/>
                 <w:sz w:val="20"/>
                 <w:szCs w:val="20"/>
               </w:rPr>
-              <w:t>Frontend</w:t>
-            </w:r>
-            <w:proofErr w:type="spellEnd"/>
+              <w:t xml:space="preserve">UX/UI </w:t>
+            </w:r>
+            <w:proofErr w:type="spellStart"/>
             <w:r>
               <w:rPr>
                 <w:color w:val="auto"/>
                 <w:sz w:val="20"/>
                 <w:szCs w:val="20"/>
               </w:rPr>
-              <w:t xml:space="preserve"> Developer</w:t>
-            </w:r>
+              <w:t>Designer</w:t>
+            </w:r>
+            <w:proofErr w:type="spellEnd"/>
           </w:p>
         </w:tc>
         <w:tc>
@@ -4830,7 +4994,7 @@
               <w:bottom w:val="single" w:sz="1" w:space="0" w:color="BBBBBB"/>
               <w:right w:val="single" w:sz="1" w:space="0" w:color="BBBBBB"/>
             </w:tcBorders>
-            <w:shd w:val="clear" w:color="auto" w:fill="FFFFFF"/>
+            <w:shd w:val="clear" w:color="auto" w:fill="EBF3FB"/>
             <w:tcMar>
               <w:top w:w="80" w:type="dxa"/>
               <w:left w:w="120" w:type="dxa"/>
@@ -4882,7 +5046,7 @@
               <w:bottom w:val="single" w:sz="1" w:space="0" w:color="BBBBBB"/>
               <w:right w:val="single" w:sz="1" w:space="0" w:color="BBBBBB"/>
             </w:tcBorders>
-            <w:shd w:val="clear" w:color="auto" w:fill="FFFFFF"/>
+            <w:shd w:val="clear" w:color="auto" w:fill="EBF3FB"/>
             <w:tcMar>
               <w:top w:w="80" w:type="dxa"/>
               <w:left w:w="120" w:type="dxa"/>
@@ -4917,7 +5081,7 @@
               <w:bottom w:val="single" w:sz="1" w:space="0" w:color="BBBBBB"/>
               <w:right w:val="single" w:sz="1" w:space="0" w:color="BBBBBB"/>
             </w:tcBorders>
-            <w:shd w:val="clear" w:color="auto" w:fill="FFFFFF"/>
+            <w:shd w:val="clear" w:color="auto" w:fill="EBF3FB"/>
             <w:tcMar>
               <w:top w:w="80" w:type="dxa"/>
               <w:left w:w="120" w:type="dxa"/>
@@ -4945,7 +5109,7 @@
               <w:bottom w:val="single" w:sz="1" w:space="0" w:color="BBBBBB"/>
               <w:right w:val="single" w:sz="1" w:space="0" w:color="BBBBBB"/>
             </w:tcBorders>
-            <w:shd w:val="clear" w:color="auto" w:fill="EBF3FB"/>
+            <w:shd w:val="clear" w:color="auto" w:fill="FFFFFF"/>
             <w:tcMar>
               <w:top w:w="80" w:type="dxa"/>
               <w:left w:w="120" w:type="dxa"/>
@@ -4966,8 +5130,7 @@
                 <w:sz w:val="20"/>
                 <w:szCs w:val="20"/>
               </w:rPr>
-              <w:lastRenderedPageBreak/>
-              <w:t>María Paula</w:t>
+              <w:t>Juan Pablo</w:t>
             </w:r>
           </w:p>
         </w:tc>
@@ -4980,7 +5143,7 @@
               <w:bottom w:val="single" w:sz="1" w:space="0" w:color="BBBBBB"/>
               <w:right w:val="single" w:sz="1" w:space="0" w:color="BBBBBB"/>
             </w:tcBorders>
-            <w:shd w:val="clear" w:color="auto" w:fill="EBF3FB"/>
+            <w:shd w:val="clear" w:color="auto" w:fill="FFFFFF"/>
             <w:tcMar>
               <w:top w:w="80" w:type="dxa"/>
               <w:left w:w="120" w:type="dxa"/>
@@ -5001,210 +5164,7 @@
                 <w:sz w:val="20"/>
                 <w:szCs w:val="20"/>
               </w:rPr>
-              <w:t xml:space="preserve">UX/UI </w:t>
-            </w:r>
-            <w:proofErr w:type="spellStart"/>
-            <w:r>
-              <w:rPr>
-                <w:color w:val="auto"/>
-                <w:sz w:val="20"/>
-                <w:szCs w:val="20"/>
-              </w:rPr>
-              <w:t>Designer</w:t>
-            </w:r>
-            <w:proofErr w:type="spellEnd"/>
-          </w:p>
-        </w:tc>
-        <w:tc>
-          <w:tcPr>
-            <w:tcW w:w="2016" w:type="dxa"/>
-            <w:tcBorders>
-              <w:top w:val="single" w:sz="1" w:space="0" w:color="BBBBBB"/>
-              <w:left w:val="single" w:sz="1" w:space="0" w:color="BBBBBB"/>
-              <w:bottom w:val="single" w:sz="1" w:space="0" w:color="BBBBBB"/>
-              <w:right w:val="single" w:sz="1" w:space="0" w:color="BBBBBB"/>
-            </w:tcBorders>
-            <w:shd w:val="clear" w:color="auto" w:fill="EBF3FB"/>
-            <w:tcMar>
-              <w:top w:w="80" w:type="dxa"/>
-              <w:left w:w="120" w:type="dxa"/>
-              <w:bottom w:w="80" w:type="dxa"/>
-              <w:right w:w="120" w:type="dxa"/>
-            </w:tcMar>
-            <w:vAlign w:val="center"/>
-          </w:tcPr>
-          <w:p>
-            <w:pPr>
-              <w:rPr>
-                <w:color w:val="auto"/>
-              </w:rPr>
-            </w:pPr>
-            <w:r>
-              <w:rPr>
-                <w:color w:val="auto"/>
-                <w:sz w:val="20"/>
-                <w:szCs w:val="20"/>
-              </w:rPr>
-              <w:t xml:space="preserve">Equipo </w:t>
-            </w:r>
-            <w:proofErr w:type="spellStart"/>
-            <w:r>
-              <w:rPr>
-                <w:color w:val="auto"/>
-                <w:sz w:val="20"/>
-                <w:szCs w:val="20"/>
-              </w:rPr>
-              <w:t>Kodev</w:t>
-            </w:r>
-            <w:proofErr w:type="spellEnd"/>
-            <w:r>
-              <w:rPr>
-                <w:color w:val="auto"/>
-                <w:sz w:val="20"/>
-                <w:szCs w:val="20"/>
-              </w:rPr>
-              <w:t xml:space="preserve"> / UTPL</w:t>
-            </w:r>
-          </w:p>
-        </w:tc>
-        <w:tc>
-          <w:tcPr>
-            <w:tcW w:w="1512" w:type="dxa"/>
-            <w:tcBorders>
-              <w:top w:val="single" w:sz="1" w:space="0" w:color="BBBBBB"/>
-              <w:left w:val="single" w:sz="1" w:space="0" w:color="BBBBBB"/>
-              <w:bottom w:val="single" w:sz="1" w:space="0" w:color="BBBBBB"/>
-              <w:right w:val="single" w:sz="1" w:space="0" w:color="BBBBBB"/>
-            </w:tcBorders>
-            <w:shd w:val="clear" w:color="auto" w:fill="EBF3FB"/>
-            <w:tcMar>
-              <w:top w:w="80" w:type="dxa"/>
-              <w:left w:w="120" w:type="dxa"/>
-              <w:bottom w:w="80" w:type="dxa"/>
-              <w:right w:w="120" w:type="dxa"/>
-            </w:tcMar>
-            <w:vAlign w:val="center"/>
-          </w:tcPr>
-          <w:p>
-            <w:pPr>
-              <w:jc w:val="center"/>
-              <w:rPr>
-                <w:color w:val="auto"/>
-              </w:rPr>
-            </w:pPr>
-            <w:r>
-              <w:rPr>
-                <w:color w:val="auto"/>
-                <w:sz w:val="20"/>
-                <w:szCs w:val="20"/>
-              </w:rPr>
-              <w:t>25/05/2026</w:t>
-            </w:r>
-          </w:p>
-        </w:tc>
-        <w:tc>
-          <w:tcPr>
-            <w:tcW w:w="2520" w:type="dxa"/>
-            <w:tcBorders>
-              <w:top w:val="single" w:sz="1" w:space="0" w:color="BBBBBB"/>
-              <w:left w:val="single" w:sz="1" w:space="0" w:color="BBBBBB"/>
-              <w:bottom w:val="single" w:sz="1" w:space="0" w:color="BBBBBB"/>
-              <w:right w:val="single" w:sz="1" w:space="0" w:color="BBBBBB"/>
-            </w:tcBorders>
-            <w:shd w:val="clear" w:color="auto" w:fill="EBF3FB"/>
-            <w:tcMar>
-              <w:top w:w="80" w:type="dxa"/>
-              <w:left w:w="120" w:type="dxa"/>
-              <w:bottom w:w="80" w:type="dxa"/>
-              <w:right w:w="120" w:type="dxa"/>
-            </w:tcMar>
-            <w:vAlign w:val="center"/>
-          </w:tcPr>
-          <w:p>
-            <w:pPr>
-              <w:rPr>
-                <w:color w:val="auto"/>
-              </w:rPr>
-            </w:pPr>
-          </w:p>
-        </w:tc>
-      </w:tr>
-      <w:tr>
-        <w:tc>
-          <w:tcPr>
-            <w:tcW w:w="2016" w:type="dxa"/>
-            <w:tcBorders>
-              <w:top w:val="single" w:sz="1" w:space="0" w:color="BBBBBB"/>
-              <w:left w:val="single" w:sz="1" w:space="0" w:color="BBBBBB"/>
-              <w:bottom w:val="single" w:sz="1" w:space="0" w:color="BBBBBB"/>
-              <w:right w:val="single" w:sz="1" w:space="0" w:color="BBBBBB"/>
-            </w:tcBorders>
-            <w:shd w:val="clear" w:color="auto" w:fill="FFFFFF"/>
-            <w:tcMar>
-              <w:top w:w="80" w:type="dxa"/>
-              <w:left w:w="120" w:type="dxa"/>
-              <w:bottom w:w="80" w:type="dxa"/>
-              <w:right w:w="120" w:type="dxa"/>
-            </w:tcMar>
-            <w:vAlign w:val="center"/>
-          </w:tcPr>
-          <w:p>
-            <w:pPr>
-              <w:rPr>
-                <w:color w:val="auto"/>
-              </w:rPr>
-            </w:pPr>
-            <w:r>
-              <w:rPr>
-                <w:color w:val="auto"/>
-                <w:sz w:val="20"/>
-                <w:szCs w:val="20"/>
-              </w:rPr>
-              <w:t>Juan Pablo</w:t>
-            </w:r>
-          </w:p>
-        </w:tc>
-        <w:tc>
-          <w:tcPr>
-            <w:tcW w:w="2016" w:type="dxa"/>
-            <w:tcBorders>
-              <w:top w:val="single" w:sz="1" w:space="0" w:color="BBBBBB"/>
-              <w:left w:val="single" w:sz="1" w:space="0" w:color="BBBBBB"/>
-              <w:bottom w:val="single" w:sz="1" w:space="0" w:color="BBBBBB"/>
-              <w:right w:val="single" w:sz="1" w:space="0" w:color="BBBBBB"/>
-            </w:tcBorders>
-            <w:shd w:val="clear" w:color="auto" w:fill="FFFFFF"/>
-            <w:tcMar>
-              <w:top w:w="80" w:type="dxa"/>
-              <w:left w:w="120" w:type="dxa"/>
-              <w:bottom w:w="80" w:type="dxa"/>
-              <w:right w:w="120" w:type="dxa"/>
-            </w:tcMar>
-            <w:vAlign w:val="center"/>
-          </w:tcPr>
-          <w:p>
-            <w:pPr>
-              <w:rPr>
-                <w:color w:val="auto"/>
-              </w:rPr>
-            </w:pPr>
-            <w:proofErr w:type="spellStart"/>
-            <w:r>
-              <w:rPr>
-                <w:color w:val="auto"/>
-                <w:sz w:val="20"/>
-                <w:szCs w:val="20"/>
-              </w:rPr>
-              <w:t>Database</w:t>
-            </w:r>
-            <w:proofErr w:type="spellEnd"/>
-            <w:r>
-              <w:rPr>
-                <w:color w:val="auto"/>
-                <w:sz w:val="20"/>
-                <w:szCs w:val="20"/>
-              </w:rPr>
-              <w:t xml:space="preserve"> </w:t>
+              <w:t xml:space="preserve">Database </w:t>
             </w:r>
             <w:proofErr w:type="spellStart"/>
             <w:r>
@@ -7948,23 +7908,7 @@
                 <w:sz w:val="19"/>
                 <w:szCs w:val="19"/>
               </w:rPr>
-              <w:t xml:space="preserve">. Conjunto de prácticas, herramientas y principios para desplegar, monitorear, actualizar y mantener modelos de machine </w:t>
-            </w:r>
-            <w:proofErr w:type="spellStart"/>
-            <w:r>
-              <w:rPr>
-                <w:sz w:val="19"/>
-                <w:szCs w:val="19"/>
-              </w:rPr>
-              <w:t>learning</w:t>
-            </w:r>
-            <w:proofErr w:type="spellEnd"/>
-            <w:r>
-              <w:rPr>
-                <w:sz w:val="19"/>
-                <w:szCs w:val="19"/>
-              </w:rPr>
-              <w:t xml:space="preserve"> en entornos de producción de forma confiable y escalable. Área funcional crítica en SAMR para el ciclo de vida completo de los modelos predictivos y de NLP, incluyendo detección de </w:t>
+              <w:t xml:space="preserve">. Conjunto de prácticas, herramientas y principios para desplegar, monitorear, actualizar y mantener modelos de machine learning en entornos de producción de forma confiable y escalable. Área funcional crítica en SAMR para el ciclo de vida completo de los modelos predictivos y de NLP, incluyendo detección de </w:t>
             </w:r>
             <w:proofErr w:type="spellStart"/>
             <w:r>
@@ -8270,23 +8214,7 @@
                 <w:sz w:val="19"/>
                 <w:szCs w:val="19"/>
               </w:rPr>
-              <w:t xml:space="preserve">Natural </w:t>
-            </w:r>
-            <w:proofErr w:type="spellStart"/>
-            <w:r>
-              <w:rPr>
-                <w:sz w:val="19"/>
-                <w:szCs w:val="19"/>
-              </w:rPr>
-              <w:t>Language</w:t>
-            </w:r>
-            <w:proofErr w:type="spellEnd"/>
-            <w:r>
-              <w:rPr>
-                <w:sz w:val="19"/>
-                <w:szCs w:val="19"/>
-              </w:rPr>
-              <w:t xml:space="preserve"> Processing (Procesamiento de Lenguaje Natural). Subcampo de la Inteligencia Artificial que permite a los sistemas comprender, interpretar y generar texto o habla humana. Motor fundamental de los </w:t>
+              <w:t xml:space="preserve">Natural Language Processing (Procesamiento de Lenguaje Natural). Subcampo de la Inteligencia Artificial que permite a los sistemas comprender, interpretar y generar texto o habla humana. Motor fundamental de los </w:t>
             </w:r>
             <w:proofErr w:type="spellStart"/>
             <w:r>
@@ -15614,71 +15542,7 @@
                 <w:sz w:val="19"/>
                 <w:szCs w:val="19"/>
               </w:rPr>
-              <w:t xml:space="preserve">M1 – Módulo de Solicitud Multimodal: registro e inicio de sesión con MFA, </w:t>
-            </w:r>
-            <w:proofErr w:type="spellStart"/>
-            <w:r>
-              <w:rPr>
-                <w:sz w:val="19"/>
-                <w:szCs w:val="19"/>
-              </w:rPr>
-              <w:t>chatbot</w:t>
-            </w:r>
-            <w:proofErr w:type="spellEnd"/>
-            <w:r>
-              <w:rPr>
-                <w:sz w:val="19"/>
-                <w:szCs w:val="19"/>
-              </w:rPr>
-              <w:t xml:space="preserve"> de texto con NLP en español ecuatoriano, </w:t>
-            </w:r>
-            <w:proofErr w:type="spellStart"/>
-            <w:r>
-              <w:rPr>
-                <w:sz w:val="19"/>
-                <w:szCs w:val="19"/>
-              </w:rPr>
-              <w:t>voicebot</w:t>
-            </w:r>
-            <w:proofErr w:type="spellEnd"/>
-            <w:r>
-              <w:rPr>
-                <w:sz w:val="19"/>
-                <w:szCs w:val="19"/>
-              </w:rPr>
-              <w:t xml:space="preserve"> adaptado a adultos mayores, envío asincrónico de solicitudes desde </w:t>
-            </w:r>
-            <w:proofErr w:type="gramStart"/>
-            <w:r>
-              <w:rPr>
-                <w:sz w:val="19"/>
-                <w:szCs w:val="19"/>
-              </w:rPr>
-              <w:t>app</w:t>
-            </w:r>
-            <w:proofErr w:type="gramEnd"/>
-            <w:r>
-              <w:rPr>
-                <w:sz w:val="19"/>
-                <w:szCs w:val="19"/>
-              </w:rPr>
-              <w:t xml:space="preserve"> móvil (iOS/Android), plataforma web responsive (PWA), </w:t>
-            </w:r>
-            <w:proofErr w:type="gramStart"/>
-            <w:r>
-              <w:rPr>
-                <w:sz w:val="19"/>
-                <w:szCs w:val="19"/>
-              </w:rPr>
-              <w:t>wearables</w:t>
-            </w:r>
-            <w:proofErr w:type="gramEnd"/>
-            <w:r>
-              <w:rPr>
-                <w:sz w:val="19"/>
-                <w:szCs w:val="19"/>
-              </w:rPr>
-              <w:t xml:space="preserve"> y sistemas de monitoreo de terceros, recepción y almacenamiento cifrado de datos biomédicos en tiempo real.</w:t>
+              <w:t>M1 – Módulo de Solicitud</w:t>
             </w:r>
           </w:p>
         </w:tc>
@@ -15715,23 +15579,7 @@
                 <w:sz w:val="19"/>
                 <w:szCs w:val="19"/>
               </w:rPr>
-              <w:t xml:space="preserve"> o de monitoreo propios. El sistema se integra exclusivamente con dispositivos de terceros mediante API estándar documentada en </w:t>
-            </w:r>
-            <w:proofErr w:type="spellStart"/>
-            <w:r>
-              <w:rPr>
-                <w:sz w:val="19"/>
-                <w:szCs w:val="19"/>
-              </w:rPr>
-              <w:t>OpenAPI</w:t>
-            </w:r>
-            <w:proofErr w:type="spellEnd"/>
-            <w:r>
-              <w:rPr>
-                <w:sz w:val="19"/>
-                <w:szCs w:val="19"/>
-              </w:rPr>
-              <w:t xml:space="preserve"> 3.0.</w:t>
+              <w:t xml:space="preserve"> o de monitoreo propios. </w:t>
             </w:r>
           </w:p>
         </w:tc>
@@ -15749,62 +15597,22 @@
             </w:tcMar>
           </w:tcPr>
           <w:p>
-            <w:r>
-              <w:rPr>
-                <w:sz w:val="19"/>
-                <w:szCs w:val="19"/>
-              </w:rPr>
-              <w:t xml:space="preserve">M2 – Módulo de Evaluación y Asignación: </w:t>
-            </w:r>
-            <w:proofErr w:type="spellStart"/>
-            <w:r>
-              <w:rPr>
-                <w:sz w:val="19"/>
-                <w:szCs w:val="19"/>
-              </w:rPr>
-              <w:t>triage</w:t>
-            </w:r>
-            <w:proofErr w:type="spellEnd"/>
-            <w:r>
-              <w:rPr>
-                <w:sz w:val="19"/>
-                <w:szCs w:val="19"/>
-              </w:rPr>
-              <w:t xml:space="preserve"> automatizado con clasificación de riesgo en cuatro niveles (crítico, urgente, moderado, leve) en tiempo real (≤ 5 segundos) mediante NLP y modelos de ML; detección predictiva de riesgos con AUC-ROC ≥ 0.88; análisis de contexto clínico previo del paciente con acceso RBAC; generación de explicaciones comprensibles (XAI); </w:t>
-            </w:r>
-            <w:proofErr w:type="spellStart"/>
-            <w:r>
-              <w:rPr>
-                <w:sz w:val="19"/>
-                <w:szCs w:val="19"/>
-              </w:rPr>
-              <w:t>matching</w:t>
-            </w:r>
-            <w:proofErr w:type="spellEnd"/>
-            <w:r>
-              <w:rPr>
-                <w:sz w:val="19"/>
-                <w:szCs w:val="19"/>
-              </w:rPr>
-              <w:t xml:space="preserve"> inteligente de caso a profesional y centro (≤ 10 segundos) considerando especialidad, disponibilidad, ubicación y SLA de respuesta; escalamiento automático y trazable a profesional humano cuando el </w:t>
-            </w:r>
-            <w:proofErr w:type="spellStart"/>
-            <w:r>
-              <w:rPr>
-                <w:sz w:val="19"/>
-                <w:szCs w:val="19"/>
-              </w:rPr>
-              <w:t>bot</w:t>
-            </w:r>
-            <w:proofErr w:type="spellEnd"/>
-            <w:r>
-              <w:rPr>
-                <w:sz w:val="19"/>
-                <w:szCs w:val="19"/>
-              </w:rPr>
-              <w:t xml:space="preserve"> no alcanza umbrales de confianza; notificación en tiempo real al paciente sobre el profesional y centro asignados.</w:t>
-            </w:r>
-          </w:p>
+            <w:pPr>
+              <w:rPr>
+                <w:sz w:val="19"/>
+                <w:szCs w:val="19"/>
+              </w:rPr>
+            </w:pPr>
+            <w:r>
+              <w:rPr>
+                <w:sz w:val="19"/>
+                <w:szCs w:val="19"/>
+              </w:rPr>
+              <w:t>M2 – Módulo de Evaluación y Asignación</w:t>
+            </w:r>
+          </w:p>
+          <w:p/>
+          <w:p/>
         </w:tc>
         <w:tc>
           <w:tcPr>
@@ -15823,7 +15631,7 @@
                 <w:sz w:val="19"/>
                 <w:szCs w:val="19"/>
               </w:rPr>
-              <w:t>Diagnóstico clínico definitivo por parte del sistema. Todas las sugerencias de IA son de apoyo a la decisión clínica; la responsabilidad diagnóstica final corresponde exclusivamente al profesional de salud certificado. Asimismo, la gestión de agendas y citas presenciales en los centros médicos queda fuera del alcance; la coordinación de consultas presenciales es responsabilidad de cada centro.</w:t>
+              <w:t>Diagnóstico clínico definitivo por parte del sistema. Todas las sugerencias de IA son de apoyo a la decisión clínica; la responsabilidad diagnóstica final corresponde exclusivamente al profesional de salud certificado.</w:t>
             </w:r>
           </w:p>
         </w:tc>
@@ -15846,55 +15654,7 @@
                 <w:sz w:val="19"/>
                 <w:szCs w:val="19"/>
               </w:rPr>
-              <w:t xml:space="preserve">M3 – Módulo de Atención y Operación: guías de primeros auxilios paso a paso validadas clínicamente cada 6 meses, </w:t>
-            </w:r>
-            <w:proofErr w:type="spellStart"/>
-            <w:r>
-              <w:rPr>
-                <w:sz w:val="19"/>
-                <w:szCs w:val="19"/>
-              </w:rPr>
-              <w:t>teleconsulta</w:t>
-            </w:r>
-            <w:proofErr w:type="spellEnd"/>
-            <w:r>
-              <w:rPr>
-                <w:sz w:val="19"/>
-                <w:szCs w:val="19"/>
-              </w:rPr>
-              <w:t xml:space="preserve"> remota en tiempo real con compartición de datos biomédicos y asistencia diagnóstica de IA, monitoreo continuo predictivo con alertas tempranas (≤ 10 s desde señal anómala) y explicación adaptada al destinatario, e inferencia de IA en el borde (</w:t>
-            </w:r>
-            <w:proofErr w:type="spellStart"/>
-            <w:r>
-              <w:rPr>
-                <w:sz w:val="19"/>
-                <w:szCs w:val="19"/>
-              </w:rPr>
-              <w:t>edge</w:t>
-            </w:r>
-            <w:proofErr w:type="spellEnd"/>
-            <w:r>
-              <w:rPr>
-                <w:sz w:val="19"/>
-                <w:szCs w:val="19"/>
-              </w:rPr>
-              <w:t xml:space="preserve"> </w:t>
-            </w:r>
-            <w:proofErr w:type="spellStart"/>
-            <w:r>
-              <w:rPr>
-                <w:sz w:val="19"/>
-                <w:szCs w:val="19"/>
-              </w:rPr>
-              <w:t>computing</w:t>
-            </w:r>
-            <w:proofErr w:type="spellEnd"/>
-            <w:r>
-              <w:rPr>
-                <w:sz w:val="19"/>
-                <w:szCs w:val="19"/>
-              </w:rPr>
-              <w:t>) para zonas de baja conectividad.</w:t>
+              <w:t>M3 – Módulo de Atención y Operación</w:t>
             </w:r>
           </w:p>
         </w:tc>
@@ -15915,7 +15675,7 @@
                 <w:sz w:val="19"/>
                 <w:szCs w:val="19"/>
               </w:rPr>
-              <w:t>Procesamiento de pagos, cobros por servicios de atención o gestión de facturación médica. Estas funciones corresponden a los sistemas administrativos internos de cada centro del consorcio.</w:t>
+              <w:t xml:space="preserve">Procesamiento de pagos, cobros por servicios de atención o gestión de facturación médica. </w:t>
             </w:r>
           </w:p>
         </w:tc>
@@ -15938,25 +15698,10 @@
                 <w:sz w:val="19"/>
                 <w:szCs w:val="19"/>
               </w:rPr>
-              <w:t xml:space="preserve">M4 – Módulo de Seguimiento y Continuidad Asistencial: seguimiento clínico automatizado </w:t>
-            </w:r>
-            <w:proofErr w:type="spellStart"/>
-            <w:r>
-              <w:rPr>
-                <w:sz w:val="19"/>
-                <w:szCs w:val="19"/>
-              </w:rPr>
-              <w:t>post-atención</w:t>
-            </w:r>
-            <w:proofErr w:type="spellEnd"/>
-            <w:r>
-              <w:rPr>
-                <w:sz w:val="19"/>
-                <w:szCs w:val="19"/>
-              </w:rPr>
-              <w:t xml:space="preserve"> con actualización de estado en ≤ 2 segundos, notificaciones a familiares y centro asignado respetando el consentimiento del paciente, cierre formal de caso con generación de resumen clínico descargable en PDF (≤ 30 s), y monitoreo continuo de alertas activas hasta resolución documentada.</w:t>
-            </w:r>
-          </w:p>
+              <w:t>M4 – Módulo de Seguimiento y Continuidad</w:t>
+            </w:r>
+          </w:p>
+          <w:p/>
         </w:tc>
         <w:tc>
           <w:tcPr>
@@ -15975,7 +15720,7 @@
                 <w:sz w:val="19"/>
                 <w:szCs w:val="19"/>
               </w:rPr>
-              <w:t>Gestión de farmacia, prescripción de medicamentos con validez legal o emisión de recetas médicas electrónicas. Estas funciones requieren integración con sistemas especializados fuera del alcance de la versión 3.0.</w:t>
+              <w:t xml:space="preserve">Gestión de farmacia, prescripción de medicamentos con validez legal o emisión de recetas médicas electrónicas. </w:t>
             </w:r>
           </w:p>
         </w:tc>
@@ -15998,39 +15743,21 @@
                 <w:sz w:val="19"/>
                 <w:szCs w:val="19"/>
               </w:rPr>
-              <w:t xml:space="preserve">M5 – Módulo de Integración al Consorcio: interoperabilidad segura con MSP, IESS y Red de Salud Pública mediante HL7 FHIR R4 y autenticación </w:t>
-            </w:r>
-            <w:proofErr w:type="spellStart"/>
-            <w:r>
-              <w:rPr>
-                <w:sz w:val="19"/>
-                <w:szCs w:val="19"/>
-              </w:rPr>
-              <w:t>mTLS</w:t>
-            </w:r>
-            <w:proofErr w:type="spellEnd"/>
-            <w:r>
-              <w:rPr>
-                <w:sz w:val="19"/>
-                <w:szCs w:val="19"/>
-              </w:rPr>
-              <w:t xml:space="preserve">/OAuth 2.0; historial clínico unificado entre hasta 50 centros del consorcio; compartición segura de datos </w:t>
-            </w:r>
-            <w:proofErr w:type="spellStart"/>
-            <w:r>
-              <w:rPr>
-                <w:sz w:val="19"/>
-                <w:szCs w:val="19"/>
-              </w:rPr>
-              <w:t>inter-consorcio</w:t>
-            </w:r>
-            <w:proofErr w:type="spellEnd"/>
-            <w:r>
-              <w:rPr>
-                <w:sz w:val="19"/>
-                <w:szCs w:val="19"/>
-              </w:rPr>
-              <w:t xml:space="preserve"> con consentimiento explícito del paciente y almacenamiento en territorio ecuatoriano (LOPDP art. 54).</w:t>
+              <w:t>M5 – Módulo de Int</w:t>
+            </w:r>
+            <w:r>
+              <w:rPr>
+                <w:sz w:val="19"/>
+                <w:szCs w:val="19"/>
+              </w:rPr>
+              <w:t>e</w:t>
+            </w:r>
+            <w:r>
+              <w:rPr>
+                <w:sz w:val="19"/>
+                <w:szCs w:val="19"/>
+              </w:rPr>
+              <w:t>gración al Consorcio</w:t>
             </w:r>
           </w:p>
         </w:tc>
@@ -16067,7 +15794,7 @@
                 <w:sz w:val="19"/>
                 <w:szCs w:val="19"/>
               </w:rPr>
-              <w:t xml:space="preserve"> documentado. Toda incorporación requiere un proceso formal de validación técnica, legal y de seguridad con duración máxima de 5 días hábiles.</w:t>
+              <w:t xml:space="preserve"> documentado. </w:t>
             </w:r>
           </w:p>
         </w:tc>
@@ -16084,7 +15811,6 @@
       </w:pPr>
       <w:bookmarkStart w:id="18" w:name="_Toc230730822"/>
       <w:r>
-        <w:lastRenderedPageBreak/>
         <w:t>8.2 Características Principales del Sistema</w:t>
       </w:r>
       <w:bookmarkEnd w:id="18"/>
@@ -16114,7 +15840,7 @@
     <w:tbl>
       <w:tblPr>
         <w:tblStyle w:val="TableNormal"/>
-        <w:tblW w:w="10080" w:type="dxa"/>
+        <w:tblW w:w="8117" w:type="dxa"/>
         <w:tblBorders>
           <w:top w:val="single" w:sz="4" w:space="0" w:color="auto"/>
           <w:left w:val="single" w:sz="4" w:space="0" w:color="auto"/>
@@ -16130,17 +15856,15 @@
         <w:tblLook w:val="0000" w:firstRow="0" w:lastRow="0" w:firstColumn="0" w:lastColumn="0" w:noHBand="0" w:noVBand="0"/>
       </w:tblPr>
       <w:tblGrid>
-        <w:gridCol w:w="850"/>
         <w:gridCol w:w="2410"/>
         <w:gridCol w:w="3118"/>
-        <w:gridCol w:w="1113"/>
         <w:gridCol w:w="763"/>
         <w:gridCol w:w="1826"/>
       </w:tblGrid>
       <w:tr>
         <w:tc>
           <w:tcPr>
-            <w:tcW w:w="850" w:type="dxa"/>
+            <w:tcW w:w="2410" w:type="dxa"/>
             <w:tcBorders>
               <w:top w:val="single" w:sz="1" w:space="0" w:color="1B4F8A"/>
               <w:left w:val="single" w:sz="1" w:space="0" w:color="1B4F8A"/>
@@ -16168,13 +15892,43 @@
                 <w:sz w:val="20"/>
                 <w:szCs w:val="20"/>
               </w:rPr>
-              <w:t>ID</w:t>
-            </w:r>
-          </w:p>
-        </w:tc>
-        <w:tc>
-          <w:tcPr>
-            <w:tcW w:w="2410" w:type="dxa"/>
+              <w:t>Modulo</w:t>
+            </w:r>
+          </w:p>
+        </w:tc>
+        <w:tc>
+          <w:tcPr>
+            <w:tcW w:w="3118" w:type="dxa"/>
+            <w:tcBorders>
+              <w:top w:val="single" w:sz="1" w:space="0" w:color="1B4F8A"/>
+              <w:left w:val="single" w:sz="1" w:space="0" w:color="1B4F8A"/>
+              <w:bottom w:val="single" w:sz="1" w:space="0" w:color="1B4F8A"/>
+              <w:right w:val="single" w:sz="1" w:space="0" w:color="1B4F8A"/>
+            </w:tcBorders>
+            <w:shd w:val="clear" w:color="auto" w:fill="1B4F8A"/>
+            <w:tcMar>
+              <w:top w:w="80" w:type="dxa"/>
+              <w:left w:w="120" w:type="dxa"/>
+              <w:bottom w:w="80" w:type="dxa"/>
+              <w:right w:w="120" w:type="dxa"/>
+            </w:tcMar>
+            <w:vAlign w:val="center"/>
+          </w:tcPr>
+          <w:p>
+            <w:pPr>
+              <w:jc w:val="center"/>
+            </w:pPr>
+            <w:r>
+              <w:rPr>
+                <w:color w:val="FFFFFF" w:themeColor="background1"/>
+              </w:rPr>
+              <w:t>Características</w:t>
+            </w:r>
+          </w:p>
+        </w:tc>
+        <w:tc>
+          <w:tcPr>
+            <w:tcW w:w="763" w:type="dxa"/>
             <w:tcBorders>
               <w:top w:val="single" w:sz="1" w:space="0" w:color="1B4F8A"/>
               <w:left w:val="single" w:sz="1" w:space="0" w:color="1B4F8A"/>
@@ -16202,13 +15956,13 @@
                 <w:sz w:val="20"/>
                 <w:szCs w:val="20"/>
               </w:rPr>
-              <w:t>Característica</w:t>
-            </w:r>
-          </w:p>
-        </w:tc>
-        <w:tc>
-          <w:tcPr>
-            <w:tcW w:w="3118" w:type="dxa"/>
+              <w:t>Prior.</w:t>
+            </w:r>
+          </w:p>
+        </w:tc>
+        <w:tc>
+          <w:tcPr>
+            <w:tcW w:w="1826" w:type="dxa"/>
             <w:tcBorders>
               <w:top w:val="single" w:sz="1" w:space="0" w:color="1B4F8A"/>
               <w:left w:val="single" w:sz="1" w:space="0" w:color="1B4F8A"/>
@@ -16236,108 +15990,6 @@
                 <w:sz w:val="20"/>
                 <w:szCs w:val="20"/>
               </w:rPr>
-              <w:t>Descripción Técnica</w:t>
-            </w:r>
-          </w:p>
-        </w:tc>
-        <w:tc>
-          <w:tcPr>
-            <w:tcW w:w="1113" w:type="dxa"/>
-            <w:tcBorders>
-              <w:top w:val="single" w:sz="1" w:space="0" w:color="1B4F8A"/>
-              <w:left w:val="single" w:sz="1" w:space="0" w:color="1B4F8A"/>
-              <w:bottom w:val="single" w:sz="1" w:space="0" w:color="1B4F8A"/>
-              <w:right w:val="single" w:sz="1" w:space="0" w:color="1B4F8A"/>
-            </w:tcBorders>
-            <w:shd w:val="clear" w:color="auto" w:fill="1B4F8A"/>
-            <w:tcMar>
-              <w:top w:w="80" w:type="dxa"/>
-              <w:left w:w="120" w:type="dxa"/>
-              <w:bottom w:w="80" w:type="dxa"/>
-              <w:right w:w="120" w:type="dxa"/>
-            </w:tcMar>
-            <w:vAlign w:val="center"/>
-          </w:tcPr>
-          <w:p>
-            <w:pPr>
-              <w:jc w:val="center"/>
-            </w:pPr>
-            <w:r>
-              <w:rPr>
-                <w:b/>
-                <w:bCs/>
-                <w:color w:val="FFFFFF"/>
-                <w:sz w:val="20"/>
-                <w:szCs w:val="20"/>
-              </w:rPr>
-              <w:t>Módulo</w:t>
-            </w:r>
-          </w:p>
-        </w:tc>
-        <w:tc>
-          <w:tcPr>
-            <w:tcW w:w="763" w:type="dxa"/>
-            <w:tcBorders>
-              <w:top w:val="single" w:sz="1" w:space="0" w:color="1B4F8A"/>
-              <w:left w:val="single" w:sz="1" w:space="0" w:color="1B4F8A"/>
-              <w:bottom w:val="single" w:sz="1" w:space="0" w:color="1B4F8A"/>
-              <w:right w:val="single" w:sz="1" w:space="0" w:color="1B4F8A"/>
-            </w:tcBorders>
-            <w:shd w:val="clear" w:color="auto" w:fill="1B4F8A"/>
-            <w:tcMar>
-              <w:top w:w="80" w:type="dxa"/>
-              <w:left w:w="120" w:type="dxa"/>
-              <w:bottom w:w="80" w:type="dxa"/>
-              <w:right w:w="120" w:type="dxa"/>
-            </w:tcMar>
-            <w:vAlign w:val="center"/>
-          </w:tcPr>
-          <w:p>
-            <w:pPr>
-              <w:jc w:val="center"/>
-            </w:pPr>
-            <w:r>
-              <w:rPr>
-                <w:b/>
-                <w:bCs/>
-                <w:color w:val="FFFFFF"/>
-                <w:sz w:val="20"/>
-                <w:szCs w:val="20"/>
-              </w:rPr>
-              <w:t>Prior.</w:t>
-            </w:r>
-          </w:p>
-        </w:tc>
-        <w:tc>
-          <w:tcPr>
-            <w:tcW w:w="1826" w:type="dxa"/>
-            <w:tcBorders>
-              <w:top w:val="single" w:sz="1" w:space="0" w:color="1B4F8A"/>
-              <w:left w:val="single" w:sz="1" w:space="0" w:color="1B4F8A"/>
-              <w:bottom w:val="single" w:sz="1" w:space="0" w:color="1B4F8A"/>
-              <w:right w:val="single" w:sz="1" w:space="0" w:color="1B4F8A"/>
-            </w:tcBorders>
-            <w:shd w:val="clear" w:color="auto" w:fill="1B4F8A"/>
-            <w:tcMar>
-              <w:top w:w="80" w:type="dxa"/>
-              <w:left w:w="120" w:type="dxa"/>
-              <w:bottom w:w="80" w:type="dxa"/>
-              <w:right w:w="120" w:type="dxa"/>
-            </w:tcMar>
-            <w:vAlign w:val="center"/>
-          </w:tcPr>
-          <w:p>
-            <w:pPr>
-              <w:jc w:val="center"/>
-            </w:pPr>
-            <w:r>
-              <w:rPr>
-                <w:b/>
-                <w:bCs/>
-                <w:color w:val="FFFFFF"/>
-                <w:sz w:val="20"/>
-                <w:szCs w:val="20"/>
-              </w:rPr>
               <w:t>Justificación de Valor</w:t>
             </w:r>
           </w:p>
@@ -16346,7 +15998,7 @@
       <w:tr>
         <w:tc>
           <w:tcPr>
-            <w:tcW w:w="850" w:type="dxa"/>
+            <w:tcW w:w="2410" w:type="dxa"/>
             <w:tcBorders>
               <w:top w:val="single" w:sz="1" w:space="0" w:color="BBBBBB"/>
               <w:left w:val="single" w:sz="1" w:space="0" w:color="BBBBBB"/>
@@ -16363,23 +16015,18 @@
             <w:vAlign w:val="center"/>
           </w:tcPr>
           <w:p>
-            <w:pPr>
-              <w:jc w:val="center"/>
-            </w:pPr>
-            <w:r>
-              <w:rPr>
-                <w:b/>
-                <w:bCs/>
-                <w:sz w:val="18"/>
-                <w:szCs w:val="18"/>
-              </w:rPr>
-              <w:t>C-01</w:t>
-            </w:r>
-          </w:p>
-        </w:tc>
-        <w:tc>
-          <w:tcPr>
-            <w:tcW w:w="2410" w:type="dxa"/>
+            <w:r>
+              <w:rPr>
+                <w:sz w:val="19"/>
+                <w:szCs w:val="19"/>
+              </w:rPr>
+              <w:t>Módulo de Solicitud</w:t>
+            </w:r>
+          </w:p>
+        </w:tc>
+        <w:tc>
+          <w:tcPr>
+            <w:tcW w:w="3118" w:type="dxa"/>
             <w:tcBorders>
               <w:top w:val="single" w:sz="1" w:space="0" w:color="BBBBBB"/>
               <w:left w:val="single" w:sz="1" w:space="0" w:color="BBBBBB"/>
@@ -16398,18 +16045,138 @@
           <w:p>
             <w:r>
               <w:rPr>
-                <w:b/>
-                <w:bCs/>
-                <w:sz w:val="18"/>
-                <w:szCs w:val="18"/>
-              </w:rPr>
-              <w:t>Solicitud Multimodal</w:t>
-            </w:r>
-          </w:p>
-        </w:tc>
-        <w:tc>
-          <w:tcPr>
-            <w:tcW w:w="3118" w:type="dxa"/>
+                <w:sz w:val="19"/>
+                <w:szCs w:val="19"/>
+              </w:rPr>
+              <w:t>R</w:t>
+            </w:r>
+            <w:r>
+              <w:rPr>
+                <w:sz w:val="19"/>
+                <w:szCs w:val="19"/>
+              </w:rPr>
+              <w:t>egistro</w:t>
+            </w:r>
+            <w:r>
+              <w:rPr>
+                <w:sz w:val="19"/>
+                <w:szCs w:val="19"/>
+              </w:rPr>
+              <w:t xml:space="preserve"> e </w:t>
+            </w:r>
+            <w:r>
+              <w:rPr>
+                <w:sz w:val="19"/>
+                <w:szCs w:val="19"/>
+              </w:rPr>
+              <w:t>inicio de sesión</w:t>
+            </w:r>
+            <w:r>
+              <w:rPr>
+                <w:sz w:val="19"/>
+                <w:szCs w:val="19"/>
+              </w:rPr>
+              <w:t xml:space="preserve"> del paciente</w:t>
+            </w:r>
+            <w:r>
+              <w:rPr>
+                <w:sz w:val="19"/>
+                <w:szCs w:val="19"/>
+              </w:rPr>
+              <w:t xml:space="preserve">, solicitar </w:t>
+            </w:r>
+            <w:r>
+              <w:rPr>
+                <w:sz w:val="19"/>
+                <w:szCs w:val="19"/>
+              </w:rPr>
+              <w:t xml:space="preserve">atención </w:t>
+            </w:r>
+            <w:proofErr w:type="spellStart"/>
+            <w:r>
+              <w:rPr>
+                <w:sz w:val="19"/>
+                <w:szCs w:val="19"/>
+              </w:rPr>
+              <w:t>chatbot</w:t>
+            </w:r>
+            <w:proofErr w:type="spellEnd"/>
+            <w:r>
+              <w:rPr>
+                <w:sz w:val="19"/>
+                <w:szCs w:val="19"/>
+              </w:rPr>
+              <w:t xml:space="preserve"> </w:t>
+            </w:r>
+            <w:r>
+              <w:rPr>
+                <w:sz w:val="19"/>
+                <w:szCs w:val="19"/>
+              </w:rPr>
+              <w:t>o</w:t>
+            </w:r>
+            <w:r>
+              <w:rPr>
+                <w:sz w:val="19"/>
+                <w:szCs w:val="19"/>
+              </w:rPr>
+              <w:t xml:space="preserve"> </w:t>
+            </w:r>
+            <w:proofErr w:type="spellStart"/>
+            <w:proofErr w:type="gramStart"/>
+            <w:r>
+              <w:rPr>
+                <w:sz w:val="19"/>
+                <w:szCs w:val="19"/>
+              </w:rPr>
+              <w:t>voicebot,registrar</w:t>
+            </w:r>
+            <w:proofErr w:type="spellEnd"/>
+            <w:proofErr w:type="gramEnd"/>
+            <w:r>
+              <w:rPr>
+                <w:sz w:val="19"/>
+                <w:szCs w:val="19"/>
+              </w:rPr>
+              <w:t xml:space="preserve"> </w:t>
+            </w:r>
+            <w:proofErr w:type="spellStart"/>
+            <w:proofErr w:type="gramStart"/>
+            <w:r>
+              <w:rPr>
+                <w:sz w:val="19"/>
+                <w:szCs w:val="19"/>
+              </w:rPr>
+              <w:t>sintomas,generación</w:t>
+            </w:r>
+            <w:proofErr w:type="spellEnd"/>
+            <w:proofErr w:type="gramEnd"/>
+            <w:r>
+              <w:rPr>
+                <w:sz w:val="19"/>
+                <w:szCs w:val="19"/>
+              </w:rPr>
+              <w:t xml:space="preserve"> de alerta automática</w:t>
+            </w:r>
+            <w:r>
+              <w:rPr>
+                <w:sz w:val="19"/>
+                <w:szCs w:val="19"/>
+              </w:rPr>
+              <w:t xml:space="preserve"> por dispositivos</w:t>
+            </w:r>
+            <w:r>
+              <w:rPr>
+                <w:sz w:val="19"/>
+                <w:szCs w:val="19"/>
+              </w:rPr>
+              <w:t>.</w:t>
+            </w:r>
+          </w:p>
+        </w:tc>
+        <w:tc>
+          <w:tcPr>
+            <w:tcW w:w="763" w:type="dxa"/>
             <w:tcBorders>
               <w:top w:val="single" w:sz="1" w:space="0" w:color="BBBBBB"/>
               <w:left w:val="single" w:sz="1" w:space="0" w:color="BBBBBB"/>
@@ -16426,82 +16193,24 @@
             <w:vAlign w:val="center"/>
           </w:tcPr>
           <w:p>
-            <w:r>
-              <w:rPr>
-                <w:sz w:val="18"/>
-                <w:szCs w:val="18"/>
-              </w:rPr>
-              <w:t xml:space="preserve">Recepción de solicitudes y datos biomédicos desde múltiples canales: </w:t>
-            </w:r>
-            <w:proofErr w:type="gramStart"/>
-            <w:r>
-              <w:rPr>
-                <w:sz w:val="18"/>
-                <w:szCs w:val="18"/>
-              </w:rPr>
-              <w:t>app</w:t>
-            </w:r>
-            <w:proofErr w:type="gramEnd"/>
-            <w:r>
-              <w:rPr>
-                <w:sz w:val="18"/>
-                <w:szCs w:val="18"/>
-              </w:rPr>
-              <w:t xml:space="preserve"> móvil, </w:t>
-            </w:r>
-            <w:proofErr w:type="spellStart"/>
-            <w:r>
-              <w:rPr>
-                <w:sz w:val="18"/>
-                <w:szCs w:val="18"/>
-              </w:rPr>
-              <w:t>chatbot</w:t>
-            </w:r>
-            <w:proofErr w:type="spellEnd"/>
-            <w:r>
-              <w:rPr>
-                <w:sz w:val="18"/>
-                <w:szCs w:val="18"/>
-              </w:rPr>
-              <w:t xml:space="preserve"> de texto, </w:t>
-            </w:r>
-            <w:proofErr w:type="spellStart"/>
-            <w:r>
-              <w:rPr>
-                <w:sz w:val="18"/>
-                <w:szCs w:val="18"/>
-              </w:rPr>
-              <w:t>voicebot</w:t>
-            </w:r>
-            <w:proofErr w:type="spellEnd"/>
-            <w:r>
-              <w:rPr>
-                <w:sz w:val="18"/>
-                <w:szCs w:val="18"/>
-              </w:rPr>
-              <w:t xml:space="preserve">, </w:t>
-            </w:r>
-            <w:proofErr w:type="gramStart"/>
-            <w:r>
-              <w:rPr>
-                <w:sz w:val="18"/>
-                <w:szCs w:val="18"/>
-              </w:rPr>
-              <w:t>wearables</w:t>
-            </w:r>
-            <w:proofErr w:type="gramEnd"/>
-            <w:r>
-              <w:rPr>
-                <w:sz w:val="18"/>
-                <w:szCs w:val="18"/>
-              </w:rPr>
-              <w:t xml:space="preserve"> y sistemas de monitoreo, con soporte de envío asincrónico hasta 72 horas en modo offline.</w:t>
-            </w:r>
-          </w:p>
-        </w:tc>
-        <w:tc>
-          <w:tcPr>
-            <w:tcW w:w="1113" w:type="dxa"/>
+            <w:pPr>
+              <w:rPr>
+                <w:color w:val="auto"/>
+              </w:rPr>
+            </w:pPr>
+            <w:r>
+              <w:rPr>
+                <w:color w:val="auto"/>
+                <w:sz w:val="18"/>
+                <w:szCs w:val="18"/>
+              </w:rPr>
+              <w:t>Alta</w:t>
+            </w:r>
+          </w:p>
+        </w:tc>
+        <w:tc>
+          <w:tcPr>
+            <w:tcW w:w="1826" w:type="dxa"/>
             <w:tcBorders>
               <w:top w:val="single" w:sz="1" w:space="0" w:color="BBBBBB"/>
               <w:left w:val="single" w:sz="1" w:space="0" w:color="BBBBBB"/>
@@ -16519,76 +16228,26 @@
           </w:tcPr>
           <w:p>
             <w:pPr>
-              <w:jc w:val="center"/>
-            </w:pPr>
-            <w:r>
-              <w:rPr>
-                <w:sz w:val="18"/>
-                <w:szCs w:val="18"/>
-              </w:rPr>
-              <w:t>M1</w:t>
-            </w:r>
-          </w:p>
-        </w:tc>
-        <w:tc>
-          <w:tcPr>
-            <w:tcW w:w="763" w:type="dxa"/>
-            <w:tcBorders>
-              <w:top w:val="single" w:sz="1" w:space="0" w:color="BBBBBB"/>
-              <w:left w:val="single" w:sz="1" w:space="0" w:color="BBBBBB"/>
-              <w:bottom w:val="single" w:sz="1" w:space="0" w:color="BBBBBB"/>
-              <w:right w:val="single" w:sz="1" w:space="0" w:color="BBBBBB"/>
-            </w:tcBorders>
-            <w:shd w:val="clear" w:color="auto" w:fill="FFFFFF"/>
-            <w:tcMar>
-              <w:top w:w="80" w:type="dxa"/>
-              <w:left w:w="120" w:type="dxa"/>
-              <w:bottom w:w="80" w:type="dxa"/>
-              <w:right w:w="120" w:type="dxa"/>
-            </w:tcMar>
-            <w:vAlign w:val="center"/>
-          </w:tcPr>
-          <w:p>
-            <w:pPr>
-              <w:rPr>
-                <w:color w:val="auto"/>
-              </w:rPr>
-            </w:pPr>
-            <w:r>
-              <w:rPr>
-                <w:color w:val="auto"/>
-                <w:sz w:val="18"/>
-                <w:szCs w:val="18"/>
-              </w:rPr>
-              <w:t>Alta</w:t>
-            </w:r>
-          </w:p>
-        </w:tc>
-        <w:tc>
-          <w:tcPr>
-            <w:tcW w:w="1826" w:type="dxa"/>
-            <w:tcBorders>
-              <w:top w:val="single" w:sz="1" w:space="0" w:color="BBBBBB"/>
-              <w:left w:val="single" w:sz="1" w:space="0" w:color="BBBBBB"/>
-              <w:bottom w:val="single" w:sz="1" w:space="0" w:color="BBBBBB"/>
-              <w:right w:val="single" w:sz="1" w:space="0" w:color="BBBBBB"/>
-            </w:tcBorders>
-            <w:shd w:val="clear" w:color="auto" w:fill="FFFFFF"/>
-            <w:tcMar>
-              <w:top w:w="80" w:type="dxa"/>
-              <w:left w:w="120" w:type="dxa"/>
-              <w:bottom w:w="80" w:type="dxa"/>
-              <w:right w:w="120" w:type="dxa"/>
-            </w:tcMar>
-            <w:vAlign w:val="center"/>
-          </w:tcPr>
-          <w:p>
-            <w:r>
-              <w:rPr>
-                <w:sz w:val="18"/>
-                <w:szCs w:val="18"/>
-              </w:rPr>
-              <w:t>Garantiza accesibilidad para pacientes con conectividad variable y bajo nivel de alfabetización digital.</w:t>
+              <w:rPr>
+                <w:sz w:val="18"/>
+                <w:szCs w:val="18"/>
+              </w:rPr>
+            </w:pPr>
+            <w:r>
+              <w:rPr>
+                <w:sz w:val="18"/>
+                <w:szCs w:val="18"/>
+              </w:rPr>
+              <w:t xml:space="preserve">Garantiza accesibilidad y envió </w:t>
+            </w:r>
+          </w:p>
+          <w:p>
+            <w:r>
+              <w:rPr>
+                <w:sz w:val="18"/>
+                <w:szCs w:val="18"/>
+              </w:rPr>
+              <w:t xml:space="preserve">de solicitudes para pacientes </w:t>
             </w:r>
           </w:p>
         </w:tc>
@@ -16596,7 +16255,7 @@
       <w:tr>
         <w:tc>
           <w:tcPr>
-            <w:tcW w:w="850" w:type="dxa"/>
+            <w:tcW w:w="2410" w:type="dxa"/>
             <w:tcBorders>
               <w:top w:val="single" w:sz="1" w:space="0" w:color="BBBBBB"/>
               <w:left w:val="single" w:sz="1" w:space="0" w:color="BBBBBB"/>
@@ -16613,23 +16272,18 @@
             <w:vAlign w:val="center"/>
           </w:tcPr>
           <w:p>
-            <w:pPr>
-              <w:jc w:val="center"/>
-            </w:pPr>
-            <w:r>
-              <w:rPr>
-                <w:b/>
-                <w:bCs/>
-                <w:sz w:val="18"/>
-                <w:szCs w:val="18"/>
-              </w:rPr>
-              <w:t>C-02</w:t>
-            </w:r>
-          </w:p>
-        </w:tc>
-        <w:tc>
-          <w:tcPr>
-            <w:tcW w:w="2410" w:type="dxa"/>
+            <w:r>
+              <w:rPr>
+                <w:sz w:val="19"/>
+                <w:szCs w:val="19"/>
+              </w:rPr>
+              <w:t>Módulo de Evaluación y Asignación</w:t>
+            </w:r>
+          </w:p>
+        </w:tc>
+        <w:tc>
+          <w:tcPr>
+            <w:tcW w:w="3118" w:type="dxa"/>
             <w:tcBorders>
               <w:top w:val="single" w:sz="1" w:space="0" w:color="BBBBBB"/>
               <w:left w:val="single" w:sz="1" w:space="0" w:color="BBBBBB"/>
@@ -16646,31 +16300,85 @@
             <w:vAlign w:val="center"/>
           </w:tcPr>
           <w:p>
+            <w:pPr>
+              <w:rPr>
+                <w:sz w:val="19"/>
+                <w:szCs w:val="19"/>
+              </w:rPr>
+            </w:pPr>
+            <w:r>
+              <w:rPr>
+                <w:sz w:val="19"/>
+                <w:szCs w:val="19"/>
+              </w:rPr>
+              <w:t xml:space="preserve">Evaluar y asignar </w:t>
+            </w:r>
             <w:proofErr w:type="spellStart"/>
-            <w:r>
-              <w:rPr>
-                <w:b/>
-                <w:bCs/>
-                <w:sz w:val="18"/>
-                <w:szCs w:val="18"/>
-              </w:rPr>
-              <w:t>Triage</w:t>
+            <w:proofErr w:type="gramStart"/>
+            <w:r>
+              <w:rPr>
+                <w:sz w:val="19"/>
+                <w:szCs w:val="19"/>
+              </w:rPr>
+              <w:t>solicitud,Triage</w:t>
             </w:r>
             <w:proofErr w:type="spellEnd"/>
-            <w:r>
-              <w:rPr>
-                <w:b/>
-                <w:bCs/>
-                <w:sz w:val="18"/>
-                <w:szCs w:val="18"/>
-              </w:rPr>
-              <w:t xml:space="preserve"> Automatizado con IA</w:t>
-            </w:r>
-          </w:p>
-        </w:tc>
-        <w:tc>
-          <w:tcPr>
-            <w:tcW w:w="3118" w:type="dxa"/>
+            <w:proofErr w:type="gramEnd"/>
+            <w:r>
+              <w:rPr>
+                <w:sz w:val="19"/>
+                <w:szCs w:val="19"/>
+              </w:rPr>
+              <w:t xml:space="preserve"> de solicitud, </w:t>
+            </w:r>
+            <w:r>
+              <w:rPr>
+                <w:sz w:val="19"/>
+                <w:szCs w:val="19"/>
+              </w:rPr>
+              <w:t>cálculo</w:t>
+            </w:r>
+            <w:r>
+              <w:rPr>
+                <w:sz w:val="19"/>
+                <w:szCs w:val="19"/>
+              </w:rPr>
+              <w:t xml:space="preserve"> de nivel de riesgo, Asignar centro </w:t>
+            </w:r>
+            <w:r>
+              <w:rPr>
+                <w:sz w:val="19"/>
+                <w:szCs w:val="19"/>
+              </w:rPr>
+              <w:t>médico</w:t>
+            </w:r>
+            <w:r>
+              <w:rPr>
+                <w:sz w:val="19"/>
+                <w:szCs w:val="19"/>
+              </w:rPr>
+              <w:t xml:space="preserve"> y profesional disponible,</w:t>
+            </w:r>
+            <w:r>
+              <w:rPr>
+                <w:sz w:val="19"/>
+                <w:szCs w:val="19"/>
+              </w:rPr>
+              <w:t xml:space="preserve"> </w:t>
+            </w:r>
+            <w:r>
+              <w:rPr>
+                <w:sz w:val="19"/>
+                <w:szCs w:val="19"/>
+              </w:rPr>
+              <w:t>fundamentar acciones de la IA, trasladar caso a profesional de la salud,</w:t>
+            </w:r>
+          </w:p>
+          <w:p/>
+        </w:tc>
+        <w:tc>
+          <w:tcPr>
+            <w:tcW w:w="763" w:type="dxa"/>
             <w:tcBorders>
               <w:top w:val="single" w:sz="1" w:space="0" w:color="BBBBBB"/>
               <w:left w:val="single" w:sz="1" w:space="0" w:color="BBBBBB"/>
@@ -16687,18 +16395,24 @@
             <w:vAlign w:val="center"/>
           </w:tcPr>
           <w:p>
-            <w:r>
-              <w:rPr>
-                <w:sz w:val="18"/>
-                <w:szCs w:val="18"/>
-              </w:rPr>
-              <w:t>Clasificación de riesgo en cuatro niveles en tiempo real (≤ 5 s) mediante NLP y modelos de ML, con precisión ≥ 90 % y generación automática de explicación en lenguaje natural adaptada al paciente.</w:t>
-            </w:r>
-          </w:p>
-        </w:tc>
-        <w:tc>
-          <w:tcPr>
-            <w:tcW w:w="1113" w:type="dxa"/>
+            <w:pPr>
+              <w:rPr>
+                <w:color w:val="auto"/>
+              </w:rPr>
+            </w:pPr>
+            <w:r>
+              <w:rPr>
+                <w:color w:val="auto"/>
+                <w:sz w:val="18"/>
+                <w:szCs w:val="18"/>
+              </w:rPr>
+              <w:t>Alta</w:t>
+            </w:r>
+          </w:p>
+        </w:tc>
+        <w:tc>
+          <w:tcPr>
+            <w:tcW w:w="1826" w:type="dxa"/>
             <w:tcBorders>
               <w:top w:val="single" w:sz="1" w:space="0" w:color="BBBBBB"/>
               <w:left w:val="single" w:sz="1" w:space="0" w:color="BBBBBB"/>
@@ -16715,77 +16429,8 @@
             <w:vAlign w:val="center"/>
           </w:tcPr>
           <w:p>
-            <w:pPr>
-              <w:jc w:val="center"/>
-            </w:pPr>
-            <w:r>
-              <w:rPr>
-                <w:sz w:val="18"/>
-                <w:szCs w:val="18"/>
-              </w:rPr>
-              <w:t>M2</w:t>
-            </w:r>
-          </w:p>
-        </w:tc>
-        <w:tc>
-          <w:tcPr>
-            <w:tcW w:w="763" w:type="dxa"/>
-            <w:tcBorders>
-              <w:top w:val="single" w:sz="1" w:space="0" w:color="BBBBBB"/>
-              <w:left w:val="single" w:sz="1" w:space="0" w:color="BBBBBB"/>
-              <w:bottom w:val="single" w:sz="1" w:space="0" w:color="BBBBBB"/>
-              <w:right w:val="single" w:sz="1" w:space="0" w:color="BBBBBB"/>
-            </w:tcBorders>
-            <w:shd w:val="clear" w:color="auto" w:fill="EBF3FB"/>
-            <w:tcMar>
-              <w:top w:w="80" w:type="dxa"/>
-              <w:left w:w="120" w:type="dxa"/>
-              <w:bottom w:w="80" w:type="dxa"/>
-              <w:right w:w="120" w:type="dxa"/>
-            </w:tcMar>
-            <w:vAlign w:val="center"/>
-          </w:tcPr>
-          <w:p>
-            <w:pPr>
-              <w:rPr>
-                <w:color w:val="auto"/>
-              </w:rPr>
-            </w:pPr>
-            <w:r>
-              <w:rPr>
-                <w:color w:val="auto"/>
-                <w:sz w:val="18"/>
-                <w:szCs w:val="18"/>
-              </w:rPr>
-              <w:t>Alta</w:t>
-            </w:r>
-          </w:p>
-        </w:tc>
-        <w:tc>
-          <w:tcPr>
-            <w:tcW w:w="1826" w:type="dxa"/>
-            <w:tcBorders>
-              <w:top w:val="single" w:sz="1" w:space="0" w:color="BBBBBB"/>
-              <w:left w:val="single" w:sz="1" w:space="0" w:color="BBBBBB"/>
-              <w:bottom w:val="single" w:sz="1" w:space="0" w:color="BBBBBB"/>
-              <w:right w:val="single" w:sz="1" w:space="0" w:color="BBBBBB"/>
-            </w:tcBorders>
-            <w:shd w:val="clear" w:color="auto" w:fill="EBF3FB"/>
-            <w:tcMar>
-              <w:top w:w="80" w:type="dxa"/>
-              <w:left w:w="120" w:type="dxa"/>
-              <w:bottom w:w="80" w:type="dxa"/>
-              <w:right w:w="120" w:type="dxa"/>
-            </w:tcMar>
-            <w:vAlign w:val="center"/>
-          </w:tcPr>
-          <w:p>
-            <w:r>
-              <w:rPr>
-                <w:sz w:val="18"/>
-                <w:szCs w:val="18"/>
-              </w:rPr>
-              <w:t>Reduce el tiempo de respuesta inicial y permite priorización objetiva de casos críticos con trazabilidad XAI.</w:t>
+            <w:r>
+              <w:t>Asignación de un centro y profesional</w:t>
             </w:r>
           </w:p>
         </w:tc>
@@ -16793,7 +16438,7 @@
       <w:tr>
         <w:tc>
           <w:tcPr>
-            <w:tcW w:w="850" w:type="dxa"/>
+            <w:tcW w:w="2410" w:type="dxa"/>
             <w:tcBorders>
               <w:top w:val="single" w:sz="1" w:space="0" w:color="BBBBBB"/>
               <w:left w:val="single" w:sz="1" w:space="0" w:color="BBBBBB"/>
@@ -16810,23 +16455,18 @@
             <w:vAlign w:val="center"/>
           </w:tcPr>
           <w:p>
-            <w:pPr>
-              <w:jc w:val="center"/>
-            </w:pPr>
-            <w:r>
-              <w:rPr>
-                <w:b/>
-                <w:bCs/>
-                <w:sz w:val="18"/>
-                <w:szCs w:val="18"/>
-              </w:rPr>
-              <w:t>C-03</w:t>
-            </w:r>
-          </w:p>
-        </w:tc>
-        <w:tc>
-          <w:tcPr>
-            <w:tcW w:w="2410" w:type="dxa"/>
+            <w:r>
+              <w:rPr>
+                <w:sz w:val="19"/>
+                <w:szCs w:val="19"/>
+              </w:rPr>
+              <w:t>Módulo de Atención y Operación</w:t>
+            </w:r>
+          </w:p>
+        </w:tc>
+        <w:tc>
+          <w:tcPr>
+            <w:tcW w:w="3118" w:type="dxa"/>
             <w:tcBorders>
               <w:top w:val="single" w:sz="1" w:space="0" w:color="BBBBBB"/>
               <w:left w:val="single" w:sz="1" w:space="0" w:color="BBBBBB"/>
@@ -16845,18 +16485,75 @@
           <w:p>
             <w:r>
               <w:rPr>
-                <w:b/>
-                <w:bCs/>
-                <w:sz w:val="18"/>
-                <w:szCs w:val="18"/>
-              </w:rPr>
-              <w:t>Monitoreo Predictivo Continuo</w:t>
-            </w:r>
-          </w:p>
-        </w:tc>
-        <w:tc>
-          <w:tcPr>
-            <w:tcW w:w="3118" w:type="dxa"/>
+                <w:sz w:val="19"/>
+                <w:szCs w:val="19"/>
+              </w:rPr>
+              <w:t>R</w:t>
+            </w:r>
+            <w:r>
+              <w:rPr>
+                <w:sz w:val="19"/>
+                <w:szCs w:val="19"/>
+              </w:rPr>
+              <w:t xml:space="preserve">ecibir </w:t>
+            </w:r>
+            <w:r>
+              <w:rPr>
+                <w:sz w:val="19"/>
+                <w:szCs w:val="19"/>
+              </w:rPr>
+              <w:t>asignación</w:t>
+            </w:r>
+            <w:r>
+              <w:rPr>
+                <w:sz w:val="19"/>
+                <w:szCs w:val="19"/>
+              </w:rPr>
+              <w:t xml:space="preserve"> de caso, realizar </w:t>
+            </w:r>
+            <w:proofErr w:type="spellStart"/>
+            <w:r>
+              <w:rPr>
+                <w:sz w:val="19"/>
+                <w:szCs w:val="19"/>
+              </w:rPr>
+              <w:t>teleconsulta</w:t>
+            </w:r>
+            <w:proofErr w:type="spellEnd"/>
+            <w:r>
+              <w:rPr>
+                <w:sz w:val="19"/>
+                <w:szCs w:val="19"/>
+              </w:rPr>
+              <w:t xml:space="preserve">, recibir datos biomédicos y asistencia </w:t>
+            </w:r>
+            <w:r>
+              <w:rPr>
+                <w:sz w:val="19"/>
+                <w:szCs w:val="19"/>
+              </w:rPr>
+              <w:lastRenderedPageBreak/>
+              <w:t>diagnóstica de IA, monitoreo de datos médicos,</w:t>
+            </w:r>
+            <w:r>
+              <w:rPr>
+                <w:sz w:val="19"/>
+                <w:szCs w:val="19"/>
+              </w:rPr>
+              <w:t xml:space="preserve"> </w:t>
+            </w:r>
+            <w:r>
+              <w:rPr>
+                <w:sz w:val="19"/>
+                <w:szCs w:val="19"/>
+              </w:rPr>
+              <w:t>asignación del caso al paramédico.</w:t>
+            </w:r>
+          </w:p>
+        </w:tc>
+        <w:tc>
+          <w:tcPr>
+            <w:tcW w:w="763" w:type="dxa"/>
             <w:tcBorders>
               <w:top w:val="single" w:sz="1" w:space="0" w:color="BBBBBB"/>
               <w:left w:val="single" w:sz="1" w:space="0" w:color="BBBBBB"/>
@@ -16873,18 +16570,25 @@
             <w:vAlign w:val="center"/>
           </w:tcPr>
           <w:p>
-            <w:r>
-              <w:rPr>
-                <w:sz w:val="18"/>
-                <w:szCs w:val="18"/>
-              </w:rPr>
-              <w:t>Análisis ininterrumpido de señales biomédicas para detección temprana de eventos críticos con generación de alertas proactivas (≤ 10 s) y explicaciones comprensibles para paciente, familiar y profesional de salud.</w:t>
-            </w:r>
-          </w:p>
-        </w:tc>
-        <w:tc>
-          <w:tcPr>
-            <w:tcW w:w="1113" w:type="dxa"/>
+            <w:pPr>
+              <w:rPr>
+                <w:color w:val="auto"/>
+              </w:rPr>
+            </w:pPr>
+            <w:r>
+              <w:rPr>
+                <w:color w:val="auto"/>
+                <w:sz w:val="18"/>
+                <w:szCs w:val="18"/>
+              </w:rPr>
+              <w:lastRenderedPageBreak/>
+              <w:t>Alta</w:t>
+            </w:r>
+          </w:p>
+        </w:tc>
+        <w:tc>
+          <w:tcPr>
+            <w:tcW w:w="1826" w:type="dxa"/>
             <w:tcBorders>
               <w:top w:val="single" w:sz="1" w:space="0" w:color="BBBBBB"/>
               <w:left w:val="single" w:sz="1" w:space="0" w:color="BBBBBB"/>
@@ -16901,77 +16605,12 @@
             <w:vAlign w:val="center"/>
           </w:tcPr>
           <w:p>
-            <w:pPr>
-              <w:jc w:val="center"/>
-            </w:pPr>
-            <w:r>
-              <w:rPr>
-                <w:sz w:val="18"/>
-                <w:szCs w:val="18"/>
-              </w:rPr>
-              <w:t>M2/M3</w:t>
-            </w:r>
-          </w:p>
-        </w:tc>
-        <w:tc>
-          <w:tcPr>
-            <w:tcW w:w="763" w:type="dxa"/>
-            <w:tcBorders>
-              <w:top w:val="single" w:sz="1" w:space="0" w:color="BBBBBB"/>
-              <w:left w:val="single" w:sz="1" w:space="0" w:color="BBBBBB"/>
-              <w:bottom w:val="single" w:sz="1" w:space="0" w:color="BBBBBB"/>
-              <w:right w:val="single" w:sz="1" w:space="0" w:color="BBBBBB"/>
-            </w:tcBorders>
-            <w:shd w:val="clear" w:color="auto" w:fill="FFFFFF"/>
-            <w:tcMar>
-              <w:top w:w="80" w:type="dxa"/>
-              <w:left w:w="120" w:type="dxa"/>
-              <w:bottom w:w="80" w:type="dxa"/>
-              <w:right w:w="120" w:type="dxa"/>
-            </w:tcMar>
-            <w:vAlign w:val="center"/>
-          </w:tcPr>
-          <w:p>
-            <w:pPr>
-              <w:rPr>
-                <w:color w:val="auto"/>
-              </w:rPr>
-            </w:pPr>
-            <w:r>
-              <w:rPr>
-                <w:color w:val="auto"/>
-                <w:sz w:val="18"/>
-                <w:szCs w:val="18"/>
-              </w:rPr>
-              <w:t>Alta</w:t>
-            </w:r>
-          </w:p>
-        </w:tc>
-        <w:tc>
-          <w:tcPr>
-            <w:tcW w:w="1826" w:type="dxa"/>
-            <w:tcBorders>
-              <w:top w:val="single" w:sz="1" w:space="0" w:color="BBBBBB"/>
-              <w:left w:val="single" w:sz="1" w:space="0" w:color="BBBBBB"/>
-              <w:bottom w:val="single" w:sz="1" w:space="0" w:color="BBBBBB"/>
-              <w:right w:val="single" w:sz="1" w:space="0" w:color="BBBBBB"/>
-            </w:tcBorders>
-            <w:shd w:val="clear" w:color="auto" w:fill="FFFFFF"/>
-            <w:tcMar>
-              <w:top w:w="80" w:type="dxa"/>
-              <w:left w:w="120" w:type="dxa"/>
-              <w:bottom w:w="80" w:type="dxa"/>
-              <w:right w:w="120" w:type="dxa"/>
-            </w:tcMar>
-            <w:vAlign w:val="center"/>
-          </w:tcPr>
-          <w:p>
-            <w:r>
-              <w:rPr>
-                <w:sz w:val="18"/>
-                <w:szCs w:val="18"/>
-              </w:rPr>
-              <w:t>Transforma el modelo de atención de reactivo a proactivo, reduciendo la mortalidad evitable por detección tardía.</w:t>
+            <w:r>
+              <w:rPr>
+                <w:sz w:val="18"/>
+                <w:szCs w:val="18"/>
+              </w:rPr>
+              <w:t>Atención al paciente</w:t>
             </w:r>
           </w:p>
         </w:tc>
@@ -16979,7 +16618,7 @@
       <w:tr>
         <w:tc>
           <w:tcPr>
-            <w:tcW w:w="850" w:type="dxa"/>
+            <w:tcW w:w="2410" w:type="dxa"/>
             <w:tcBorders>
               <w:top w:val="single" w:sz="1" w:space="0" w:color="BBBBBB"/>
               <w:left w:val="single" w:sz="1" w:space="0" w:color="BBBBBB"/>
@@ -16996,23 +16635,18 @@
             <w:vAlign w:val="center"/>
           </w:tcPr>
           <w:p>
-            <w:pPr>
-              <w:jc w:val="center"/>
-            </w:pPr>
-            <w:r>
-              <w:rPr>
-                <w:b/>
-                <w:bCs/>
-                <w:sz w:val="18"/>
-                <w:szCs w:val="18"/>
-              </w:rPr>
-              <w:t>C-04</w:t>
-            </w:r>
-          </w:p>
-        </w:tc>
-        <w:tc>
-          <w:tcPr>
-            <w:tcW w:w="2410" w:type="dxa"/>
+            <w:r>
+              <w:rPr>
+                <w:sz w:val="19"/>
+                <w:szCs w:val="19"/>
+              </w:rPr>
+              <w:t>Módulo de Seguimiento y Continuidad</w:t>
+            </w:r>
+          </w:p>
+        </w:tc>
+        <w:tc>
+          <w:tcPr>
+            <w:tcW w:w="3118" w:type="dxa"/>
             <w:tcBorders>
               <w:top w:val="single" w:sz="1" w:space="0" w:color="BBBBBB"/>
               <w:left w:val="single" w:sz="1" w:space="0" w:color="BBBBBB"/>
@@ -17029,31 +16663,32 @@
             <w:vAlign w:val="center"/>
           </w:tcPr>
           <w:p>
-            <w:proofErr w:type="spellStart"/>
-            <w:r>
-              <w:rPr>
-                <w:b/>
-                <w:bCs/>
-                <w:sz w:val="18"/>
-                <w:szCs w:val="18"/>
-              </w:rPr>
-              <w:t>Matching</w:t>
-            </w:r>
-            <w:proofErr w:type="spellEnd"/>
-            <w:r>
-              <w:rPr>
-                <w:b/>
-                <w:bCs/>
-                <w:sz w:val="18"/>
-                <w:szCs w:val="18"/>
-              </w:rPr>
-              <w:t xml:space="preserve"> Inteligente de Recursos</w:t>
-            </w:r>
-          </w:p>
-        </w:tc>
-        <w:tc>
-          <w:tcPr>
-            <w:tcW w:w="3118" w:type="dxa"/>
+            <w:r>
+              <w:t>Gestionar el inicio y cierre del caso clínico,</w:t>
+            </w:r>
+            <w:r>
+              <w:t xml:space="preserve"> </w:t>
+            </w:r>
+            <w:r>
+              <w:t>registrar evolución del paciente,</w:t>
+            </w:r>
+            <w:r>
+              <w:t xml:space="preserve"> </w:t>
+            </w:r>
+            <w:r>
+              <w:t>actualizar estado clínico,</w:t>
+            </w:r>
+            <w:r>
+              <w:t xml:space="preserve"> Notificación</w:t>
+            </w:r>
+            <w:r>
+              <w:t xml:space="preserve"> al paciente del cambio de estado del caso.</w:t>
+            </w:r>
+          </w:p>
+        </w:tc>
+        <w:tc>
+          <w:tcPr>
+            <w:tcW w:w="763" w:type="dxa"/>
             <w:tcBorders>
               <w:top w:val="single" w:sz="1" w:space="0" w:color="BBBBBB"/>
               <w:left w:val="single" w:sz="1" w:space="0" w:color="BBBBBB"/>
@@ -17070,18 +16705,24 @@
             <w:vAlign w:val="center"/>
           </w:tcPr>
           <w:p>
-            <w:r>
-              <w:rPr>
-                <w:sz w:val="18"/>
-                <w:szCs w:val="18"/>
-              </w:rPr>
-              <w:t>Asignación óptima del caso al profesional y centro más adecuado (≤ 10 s) considerando especialidad, disponibilidad, ubicación geográfica, SLA de respuesta y equidad de distribución de carga entre centros.</w:t>
-            </w:r>
-          </w:p>
-        </w:tc>
-        <w:tc>
-          <w:tcPr>
-            <w:tcW w:w="1113" w:type="dxa"/>
+            <w:pPr>
+              <w:rPr>
+                <w:color w:val="auto"/>
+              </w:rPr>
+            </w:pPr>
+            <w:r>
+              <w:rPr>
+                <w:color w:val="auto"/>
+                <w:sz w:val="18"/>
+                <w:szCs w:val="18"/>
+              </w:rPr>
+              <w:t>Alta</w:t>
+            </w:r>
+          </w:p>
+        </w:tc>
+        <w:tc>
+          <w:tcPr>
+            <w:tcW w:w="1826" w:type="dxa"/>
             <w:tcBorders>
               <w:top w:val="single" w:sz="1" w:space="0" w:color="BBBBBB"/>
               <w:left w:val="single" w:sz="1" w:space="0" w:color="BBBBBB"/>
@@ -17098,77 +16739,12 @@
             <w:vAlign w:val="center"/>
           </w:tcPr>
           <w:p>
-            <w:pPr>
-              <w:jc w:val="center"/>
-            </w:pPr>
-            <w:r>
-              <w:rPr>
-                <w:sz w:val="18"/>
-                <w:szCs w:val="18"/>
-              </w:rPr>
-              <w:t>M2</w:t>
-            </w:r>
-          </w:p>
-        </w:tc>
-        <w:tc>
-          <w:tcPr>
-            <w:tcW w:w="763" w:type="dxa"/>
-            <w:tcBorders>
-              <w:top w:val="single" w:sz="1" w:space="0" w:color="BBBBBB"/>
-              <w:left w:val="single" w:sz="1" w:space="0" w:color="BBBBBB"/>
-              <w:bottom w:val="single" w:sz="1" w:space="0" w:color="BBBBBB"/>
-              <w:right w:val="single" w:sz="1" w:space="0" w:color="BBBBBB"/>
-            </w:tcBorders>
-            <w:shd w:val="clear" w:color="auto" w:fill="EBF3FB"/>
-            <w:tcMar>
-              <w:top w:w="80" w:type="dxa"/>
-              <w:left w:w="120" w:type="dxa"/>
-              <w:bottom w:w="80" w:type="dxa"/>
-              <w:right w:w="120" w:type="dxa"/>
-            </w:tcMar>
-            <w:vAlign w:val="center"/>
-          </w:tcPr>
-          <w:p>
-            <w:pPr>
-              <w:rPr>
-                <w:color w:val="auto"/>
-              </w:rPr>
-            </w:pPr>
-            <w:r>
-              <w:rPr>
-                <w:color w:val="auto"/>
-                <w:sz w:val="18"/>
-                <w:szCs w:val="18"/>
-              </w:rPr>
-              <w:t>Alta</w:t>
-            </w:r>
-          </w:p>
-        </w:tc>
-        <w:tc>
-          <w:tcPr>
-            <w:tcW w:w="1826" w:type="dxa"/>
-            <w:tcBorders>
-              <w:top w:val="single" w:sz="1" w:space="0" w:color="BBBBBB"/>
-              <w:left w:val="single" w:sz="1" w:space="0" w:color="BBBBBB"/>
-              <w:bottom w:val="single" w:sz="1" w:space="0" w:color="BBBBBB"/>
-              <w:right w:val="single" w:sz="1" w:space="0" w:color="BBBBBB"/>
-            </w:tcBorders>
-            <w:shd w:val="clear" w:color="auto" w:fill="EBF3FB"/>
-            <w:tcMar>
-              <w:top w:w="80" w:type="dxa"/>
-              <w:left w:w="120" w:type="dxa"/>
-              <w:bottom w:w="80" w:type="dxa"/>
-              <w:right w:w="120" w:type="dxa"/>
-            </w:tcMar>
-            <w:vAlign w:val="center"/>
-          </w:tcPr>
-          <w:p>
-            <w:r>
-              <w:rPr>
-                <w:sz w:val="18"/>
-                <w:szCs w:val="18"/>
-              </w:rPr>
-              <w:t>Optimiza el uso de recursos médicos del consorcio y minimiza el tiempo entre solicitud y atención efectiva.</w:t>
+            <w:r>
+              <w:rPr>
+                <w:sz w:val="18"/>
+                <w:szCs w:val="18"/>
+              </w:rPr>
+              <w:t>Auditoria del caso</w:t>
             </w:r>
           </w:p>
         </w:tc>
@@ -17176,7 +16752,7 @@
       <w:tr>
         <w:tc>
           <w:tcPr>
-            <w:tcW w:w="850" w:type="dxa"/>
+            <w:tcW w:w="2410" w:type="dxa"/>
             <w:tcBorders>
               <w:top w:val="single" w:sz="1" w:space="0" w:color="BBBBBB"/>
               <w:left w:val="single" w:sz="1" w:space="0" w:color="BBBBBB"/>
@@ -17193,23 +16769,18 @@
             <w:vAlign w:val="center"/>
           </w:tcPr>
           <w:p>
-            <w:pPr>
-              <w:jc w:val="center"/>
-            </w:pPr>
-            <w:r>
-              <w:rPr>
-                <w:b/>
-                <w:bCs/>
-                <w:sz w:val="18"/>
-                <w:szCs w:val="18"/>
-              </w:rPr>
-              <w:t>C-05</w:t>
-            </w:r>
-          </w:p>
-        </w:tc>
-        <w:tc>
-          <w:tcPr>
-            <w:tcW w:w="2410" w:type="dxa"/>
+            <w:r>
+              <w:rPr>
+                <w:sz w:val="19"/>
+                <w:szCs w:val="19"/>
+              </w:rPr>
+              <w:t>Módulo de Integración al Consorcio</w:t>
+            </w:r>
+          </w:p>
+        </w:tc>
+        <w:tc>
+          <w:tcPr>
+            <w:tcW w:w="3118" w:type="dxa"/>
             <w:tcBorders>
               <w:top w:val="single" w:sz="1" w:space="0" w:color="BBBBBB"/>
               <w:left w:val="single" w:sz="1" w:space="0" w:color="BBBBBB"/>
@@ -17228,18 +16799,30 @@
           <w:p>
             <w:r>
               <w:rPr>
-                <w:b/>
-                <w:bCs/>
-                <w:sz w:val="18"/>
-                <w:szCs w:val="18"/>
-              </w:rPr>
-              <w:t>Interfaces Conversacionales Bimodales</w:t>
-            </w:r>
-          </w:p>
-        </w:tc>
-        <w:tc>
-          <w:tcPr>
-            <w:tcW w:w="3118" w:type="dxa"/>
+                <w:sz w:val="19"/>
+                <w:szCs w:val="19"/>
+              </w:rPr>
+              <w:t xml:space="preserve">Solicitar incorporación al consorcio, intercambiar información clínica, </w:t>
+            </w:r>
+            <w:r>
+              <w:rPr>
+                <w:sz w:val="19"/>
+                <w:szCs w:val="19"/>
+              </w:rPr>
+              <w:t>Incorporación</w:t>
+            </w:r>
+            <w:r>
+              <w:rPr>
+                <w:sz w:val="19"/>
+                <w:szCs w:val="19"/>
+              </w:rPr>
+              <w:t xml:space="preserve"> de nuevos dispositivos médicos</w:t>
+            </w:r>
+          </w:p>
+        </w:tc>
+        <w:tc>
+          <w:tcPr>
+            <w:tcW w:w="763" w:type="dxa"/>
             <w:tcBorders>
               <w:top w:val="single" w:sz="1" w:space="0" w:color="BBBBBB"/>
               <w:left w:val="single" w:sz="1" w:space="0" w:color="BBBBBB"/>
@@ -17256,59 +16839,24 @@
             <w:vAlign w:val="center"/>
           </w:tcPr>
           <w:p>
-            <w:proofErr w:type="spellStart"/>
-            <w:r>
-              <w:rPr>
-                <w:sz w:val="18"/>
-                <w:szCs w:val="18"/>
-              </w:rPr>
-              <w:t>Chatbot</w:t>
-            </w:r>
-            <w:proofErr w:type="spellEnd"/>
-            <w:r>
-              <w:rPr>
-                <w:sz w:val="18"/>
-                <w:szCs w:val="18"/>
-              </w:rPr>
-              <w:t xml:space="preserve"> de texto (comprensión NLP ≥ 88 %) y </w:t>
-            </w:r>
-            <w:proofErr w:type="spellStart"/>
-            <w:r>
-              <w:rPr>
-                <w:sz w:val="18"/>
-                <w:szCs w:val="18"/>
-              </w:rPr>
-              <w:t>voicebot</w:t>
-            </w:r>
-            <w:proofErr w:type="spellEnd"/>
-            <w:r>
-              <w:rPr>
-                <w:sz w:val="18"/>
-                <w:szCs w:val="18"/>
-              </w:rPr>
-              <w:t xml:space="preserve"> (precisión de reconocimiento de voz ≥ 90 %) en español ecuatoriano, con escalamiento seguro </w:t>
-            </w:r>
-            <w:proofErr w:type="spellStart"/>
-            <w:r>
-              <w:rPr>
-                <w:sz w:val="18"/>
-                <w:szCs w:val="18"/>
-              </w:rPr>
-              <w:t>bot</w:t>
-            </w:r>
-            <w:proofErr w:type="spellEnd"/>
-            <w:r>
-              <w:rPr>
-                <w:sz w:val="18"/>
-                <w:szCs w:val="18"/>
-              </w:rPr>
-              <w:t>-humano y manejo explícito de incertidumbre ante síntomas ambiguos.</w:t>
-            </w:r>
-          </w:p>
-        </w:tc>
-        <w:tc>
-          <w:tcPr>
-            <w:tcW w:w="1113" w:type="dxa"/>
+            <w:pPr>
+              <w:rPr>
+                <w:color w:val="auto"/>
+              </w:rPr>
+            </w:pPr>
+            <w:r>
+              <w:rPr>
+                <w:color w:val="auto"/>
+                <w:sz w:val="18"/>
+                <w:szCs w:val="18"/>
+              </w:rPr>
+              <w:t>Alta</w:t>
+            </w:r>
+          </w:p>
+        </w:tc>
+        <w:tc>
+          <w:tcPr>
+            <w:tcW w:w="1826" w:type="dxa"/>
             <w:tcBorders>
               <w:top w:val="single" w:sz="1" w:space="0" w:color="BBBBBB"/>
               <w:left w:val="single" w:sz="1" w:space="0" w:color="BBBBBB"/>
@@ -17325,1109 +16873,8 @@
             <w:vAlign w:val="center"/>
           </w:tcPr>
           <w:p>
-            <w:pPr>
-              <w:jc w:val="center"/>
-            </w:pPr>
-            <w:r>
-              <w:rPr>
-                <w:sz w:val="18"/>
-                <w:szCs w:val="18"/>
-              </w:rPr>
-              <w:t>M1/M3</w:t>
-            </w:r>
-          </w:p>
-        </w:tc>
-        <w:tc>
-          <w:tcPr>
-            <w:tcW w:w="763" w:type="dxa"/>
-            <w:tcBorders>
-              <w:top w:val="single" w:sz="1" w:space="0" w:color="BBBBBB"/>
-              <w:left w:val="single" w:sz="1" w:space="0" w:color="BBBBBB"/>
-              <w:bottom w:val="single" w:sz="1" w:space="0" w:color="BBBBBB"/>
-              <w:right w:val="single" w:sz="1" w:space="0" w:color="BBBBBB"/>
-            </w:tcBorders>
-            <w:shd w:val="clear" w:color="auto" w:fill="FFFFFF"/>
-            <w:tcMar>
-              <w:top w:w="80" w:type="dxa"/>
-              <w:left w:w="120" w:type="dxa"/>
-              <w:bottom w:w="80" w:type="dxa"/>
-              <w:right w:w="120" w:type="dxa"/>
-            </w:tcMar>
-            <w:vAlign w:val="center"/>
-          </w:tcPr>
-          <w:p>
-            <w:pPr>
-              <w:rPr>
-                <w:color w:val="auto"/>
-              </w:rPr>
-            </w:pPr>
-            <w:r>
-              <w:rPr>
-                <w:color w:val="auto"/>
-                <w:sz w:val="18"/>
-                <w:szCs w:val="18"/>
-              </w:rPr>
-              <w:t>Alta</w:t>
-            </w:r>
-          </w:p>
-        </w:tc>
-        <w:tc>
-          <w:tcPr>
-            <w:tcW w:w="1826" w:type="dxa"/>
-            <w:tcBorders>
-              <w:top w:val="single" w:sz="1" w:space="0" w:color="BBBBBB"/>
-              <w:left w:val="single" w:sz="1" w:space="0" w:color="BBBBBB"/>
-              <w:bottom w:val="single" w:sz="1" w:space="0" w:color="BBBBBB"/>
-              <w:right w:val="single" w:sz="1" w:space="0" w:color="BBBBBB"/>
-            </w:tcBorders>
-            <w:shd w:val="clear" w:color="auto" w:fill="FFFFFF"/>
-            <w:tcMar>
-              <w:top w:w="80" w:type="dxa"/>
-              <w:left w:w="120" w:type="dxa"/>
-              <w:bottom w:w="80" w:type="dxa"/>
-              <w:right w:w="120" w:type="dxa"/>
-            </w:tcMar>
-            <w:vAlign w:val="center"/>
-          </w:tcPr>
-          <w:p>
-            <w:r>
-              <w:rPr>
-                <w:sz w:val="18"/>
-                <w:szCs w:val="18"/>
-              </w:rPr>
-              <w:t>Elimina barreras de acceso para adultos mayores y pacientes con baja alfabetización digital, ampliando la cobertura del sistema.</w:t>
-            </w:r>
-          </w:p>
-        </w:tc>
-      </w:tr>
-      <w:tr>
-        <w:tc>
-          <w:tcPr>
-            <w:tcW w:w="850" w:type="dxa"/>
-            <w:tcBorders>
-              <w:top w:val="single" w:sz="1" w:space="0" w:color="BBBBBB"/>
-              <w:left w:val="single" w:sz="1" w:space="0" w:color="BBBBBB"/>
-              <w:bottom w:val="single" w:sz="1" w:space="0" w:color="BBBBBB"/>
-              <w:right w:val="single" w:sz="1" w:space="0" w:color="BBBBBB"/>
-            </w:tcBorders>
-            <w:shd w:val="clear" w:color="auto" w:fill="EBF3FB"/>
-            <w:tcMar>
-              <w:top w:w="80" w:type="dxa"/>
-              <w:left w:w="120" w:type="dxa"/>
-              <w:bottom w:w="80" w:type="dxa"/>
-              <w:right w:w="120" w:type="dxa"/>
-            </w:tcMar>
-            <w:vAlign w:val="center"/>
-          </w:tcPr>
-          <w:p>
-            <w:pPr>
-              <w:jc w:val="center"/>
-            </w:pPr>
-            <w:r>
-              <w:rPr>
-                <w:b/>
-                <w:bCs/>
-                <w:sz w:val="18"/>
-                <w:szCs w:val="18"/>
-              </w:rPr>
-              <w:t>C-06</w:t>
-            </w:r>
-          </w:p>
-        </w:tc>
-        <w:tc>
-          <w:tcPr>
-            <w:tcW w:w="2410" w:type="dxa"/>
-            <w:tcBorders>
-              <w:top w:val="single" w:sz="1" w:space="0" w:color="BBBBBB"/>
-              <w:left w:val="single" w:sz="1" w:space="0" w:color="BBBBBB"/>
-              <w:bottom w:val="single" w:sz="1" w:space="0" w:color="BBBBBB"/>
-              <w:right w:val="single" w:sz="1" w:space="0" w:color="BBBBBB"/>
-            </w:tcBorders>
-            <w:shd w:val="clear" w:color="auto" w:fill="EBF3FB"/>
-            <w:tcMar>
-              <w:top w:w="80" w:type="dxa"/>
-              <w:left w:w="120" w:type="dxa"/>
-              <w:bottom w:w="80" w:type="dxa"/>
-              <w:right w:w="120" w:type="dxa"/>
-            </w:tcMar>
-            <w:vAlign w:val="center"/>
-          </w:tcPr>
-          <w:p>
-            <w:proofErr w:type="spellStart"/>
-            <w:r>
-              <w:rPr>
-                <w:b/>
-                <w:bCs/>
-                <w:sz w:val="18"/>
-                <w:szCs w:val="18"/>
-              </w:rPr>
-              <w:t>Teleconsulta</w:t>
-            </w:r>
-            <w:proofErr w:type="spellEnd"/>
-            <w:r>
-              <w:rPr>
-                <w:b/>
-                <w:bCs/>
-                <w:sz w:val="18"/>
-                <w:szCs w:val="18"/>
-              </w:rPr>
-              <w:t xml:space="preserve"> con Asistencia Diagnóstica</w:t>
-            </w:r>
-          </w:p>
-        </w:tc>
-        <w:tc>
-          <w:tcPr>
-            <w:tcW w:w="3118" w:type="dxa"/>
-            <w:tcBorders>
-              <w:top w:val="single" w:sz="1" w:space="0" w:color="BBBBBB"/>
-              <w:left w:val="single" w:sz="1" w:space="0" w:color="BBBBBB"/>
-              <w:bottom w:val="single" w:sz="1" w:space="0" w:color="BBBBBB"/>
-              <w:right w:val="single" w:sz="1" w:space="0" w:color="BBBBBB"/>
-            </w:tcBorders>
-            <w:shd w:val="clear" w:color="auto" w:fill="EBF3FB"/>
-            <w:tcMar>
-              <w:top w:w="80" w:type="dxa"/>
-              <w:left w:w="120" w:type="dxa"/>
-              <w:bottom w:w="80" w:type="dxa"/>
-              <w:right w:w="120" w:type="dxa"/>
-            </w:tcMar>
-            <w:vAlign w:val="center"/>
-          </w:tcPr>
-          <w:p>
-            <w:r>
-              <w:rPr>
-                <w:sz w:val="18"/>
-                <w:szCs w:val="18"/>
-              </w:rPr>
-              <w:t>Consulta remota en tiempo real con compartición de datos biomédicos en vivo, sugerencias diagnósticas de IA con nivel de confianza visible y justificación XAI, y registro inmutable de la sesión completa.</w:t>
-            </w:r>
-          </w:p>
-        </w:tc>
-        <w:tc>
-          <w:tcPr>
-            <w:tcW w:w="1113" w:type="dxa"/>
-            <w:tcBorders>
-              <w:top w:val="single" w:sz="1" w:space="0" w:color="BBBBBB"/>
-              <w:left w:val="single" w:sz="1" w:space="0" w:color="BBBBBB"/>
-              <w:bottom w:val="single" w:sz="1" w:space="0" w:color="BBBBBB"/>
-              <w:right w:val="single" w:sz="1" w:space="0" w:color="BBBBBB"/>
-            </w:tcBorders>
-            <w:shd w:val="clear" w:color="auto" w:fill="EBF3FB"/>
-            <w:tcMar>
-              <w:top w:w="80" w:type="dxa"/>
-              <w:left w:w="120" w:type="dxa"/>
-              <w:bottom w:w="80" w:type="dxa"/>
-              <w:right w:w="120" w:type="dxa"/>
-            </w:tcMar>
-            <w:vAlign w:val="center"/>
-          </w:tcPr>
-          <w:p>
-            <w:pPr>
-              <w:jc w:val="center"/>
-            </w:pPr>
-            <w:r>
-              <w:rPr>
-                <w:sz w:val="18"/>
-                <w:szCs w:val="18"/>
-              </w:rPr>
-              <w:t>M3</w:t>
-            </w:r>
-          </w:p>
-        </w:tc>
-        <w:tc>
-          <w:tcPr>
-            <w:tcW w:w="763" w:type="dxa"/>
-            <w:tcBorders>
-              <w:top w:val="single" w:sz="1" w:space="0" w:color="BBBBBB"/>
-              <w:left w:val="single" w:sz="1" w:space="0" w:color="BBBBBB"/>
-              <w:bottom w:val="single" w:sz="1" w:space="0" w:color="BBBBBB"/>
-              <w:right w:val="single" w:sz="1" w:space="0" w:color="BBBBBB"/>
-            </w:tcBorders>
-            <w:shd w:val="clear" w:color="auto" w:fill="EBF3FB"/>
-            <w:tcMar>
-              <w:top w:w="80" w:type="dxa"/>
-              <w:left w:w="120" w:type="dxa"/>
-              <w:bottom w:w="80" w:type="dxa"/>
-              <w:right w:w="120" w:type="dxa"/>
-            </w:tcMar>
-            <w:vAlign w:val="center"/>
-          </w:tcPr>
-          <w:p>
-            <w:pPr>
-              <w:rPr>
-                <w:color w:val="auto"/>
-              </w:rPr>
-            </w:pPr>
-            <w:r>
-              <w:rPr>
-                <w:color w:val="auto"/>
-                <w:sz w:val="18"/>
-                <w:szCs w:val="18"/>
-              </w:rPr>
-              <w:t>Alta</w:t>
-            </w:r>
-          </w:p>
-        </w:tc>
-        <w:tc>
-          <w:tcPr>
-            <w:tcW w:w="1826" w:type="dxa"/>
-            <w:tcBorders>
-              <w:top w:val="single" w:sz="1" w:space="0" w:color="BBBBBB"/>
-              <w:left w:val="single" w:sz="1" w:space="0" w:color="BBBBBB"/>
-              <w:bottom w:val="single" w:sz="1" w:space="0" w:color="BBBBBB"/>
-              <w:right w:val="single" w:sz="1" w:space="0" w:color="BBBBBB"/>
-            </w:tcBorders>
-            <w:shd w:val="clear" w:color="auto" w:fill="EBF3FB"/>
-            <w:tcMar>
-              <w:top w:w="80" w:type="dxa"/>
-              <w:left w:w="120" w:type="dxa"/>
-              <w:bottom w:w="80" w:type="dxa"/>
-              <w:right w:w="120" w:type="dxa"/>
-            </w:tcMar>
-            <w:vAlign w:val="center"/>
-          </w:tcPr>
-          <w:p>
-            <w:r>
-              <w:rPr>
-                <w:sz w:val="18"/>
-                <w:szCs w:val="18"/>
-              </w:rPr>
-              <w:t>Habilita atención médica especializada a distancia con soporte de IA, preservando la responsabilidad clínica del profesional.</w:t>
-            </w:r>
-          </w:p>
-        </w:tc>
-      </w:tr>
-      <w:tr>
-        <w:tc>
-          <w:tcPr>
-            <w:tcW w:w="850" w:type="dxa"/>
-            <w:tcBorders>
-              <w:top w:val="single" w:sz="1" w:space="0" w:color="BBBBBB"/>
-              <w:left w:val="single" w:sz="1" w:space="0" w:color="BBBBBB"/>
-              <w:bottom w:val="single" w:sz="1" w:space="0" w:color="BBBBBB"/>
-              <w:right w:val="single" w:sz="1" w:space="0" w:color="BBBBBB"/>
-            </w:tcBorders>
-            <w:shd w:val="clear" w:color="auto" w:fill="FFFFFF"/>
-            <w:tcMar>
-              <w:top w:w="80" w:type="dxa"/>
-              <w:left w:w="120" w:type="dxa"/>
-              <w:bottom w:w="80" w:type="dxa"/>
-              <w:right w:w="120" w:type="dxa"/>
-            </w:tcMar>
-            <w:vAlign w:val="center"/>
-          </w:tcPr>
-          <w:p>
-            <w:pPr>
-              <w:jc w:val="center"/>
-            </w:pPr>
-            <w:r>
-              <w:rPr>
-                <w:b/>
-                <w:bCs/>
-                <w:sz w:val="18"/>
-                <w:szCs w:val="18"/>
-              </w:rPr>
-              <w:t>C-07</w:t>
-            </w:r>
-          </w:p>
-        </w:tc>
-        <w:tc>
-          <w:tcPr>
-            <w:tcW w:w="2410" w:type="dxa"/>
-            <w:tcBorders>
-              <w:top w:val="single" w:sz="1" w:space="0" w:color="BBBBBB"/>
-              <w:left w:val="single" w:sz="1" w:space="0" w:color="BBBBBB"/>
-              <w:bottom w:val="single" w:sz="1" w:space="0" w:color="BBBBBB"/>
-              <w:right w:val="single" w:sz="1" w:space="0" w:color="BBBBBB"/>
-            </w:tcBorders>
-            <w:shd w:val="clear" w:color="auto" w:fill="FFFFFF"/>
-            <w:tcMar>
-              <w:top w:w="80" w:type="dxa"/>
-              <w:left w:w="120" w:type="dxa"/>
-              <w:bottom w:w="80" w:type="dxa"/>
-              <w:right w:w="120" w:type="dxa"/>
-            </w:tcMar>
-            <w:vAlign w:val="center"/>
-          </w:tcPr>
-          <w:p>
-            <w:r>
-              <w:rPr>
-                <w:b/>
-                <w:bCs/>
-                <w:sz w:val="18"/>
-                <w:szCs w:val="18"/>
-              </w:rPr>
-              <w:t>Registro Inmutable de Auditoría</w:t>
-            </w:r>
-          </w:p>
-        </w:tc>
-        <w:tc>
-          <w:tcPr>
-            <w:tcW w:w="3118" w:type="dxa"/>
-            <w:tcBorders>
-              <w:top w:val="single" w:sz="1" w:space="0" w:color="BBBBBB"/>
-              <w:left w:val="single" w:sz="1" w:space="0" w:color="BBBBBB"/>
-              <w:bottom w:val="single" w:sz="1" w:space="0" w:color="BBBBBB"/>
-              <w:right w:val="single" w:sz="1" w:space="0" w:color="BBBBBB"/>
-            </w:tcBorders>
-            <w:shd w:val="clear" w:color="auto" w:fill="FFFFFF"/>
-            <w:tcMar>
-              <w:top w:w="80" w:type="dxa"/>
-              <w:left w:w="120" w:type="dxa"/>
-              <w:bottom w:w="80" w:type="dxa"/>
-              <w:right w:w="120" w:type="dxa"/>
-            </w:tcMar>
-            <w:vAlign w:val="center"/>
-          </w:tcPr>
-          <w:p>
-            <w:r>
-              <w:rPr>
-                <w:sz w:val="18"/>
-                <w:szCs w:val="18"/>
-              </w:rPr>
-              <w:t xml:space="preserve">Log persistente e inmutable mediante hashes SHA-256 encadenados de todas las interacciones, decisiones de IA y </w:t>
-            </w:r>
-            <w:r>
-              <w:rPr>
-                <w:sz w:val="18"/>
-                <w:szCs w:val="18"/>
-              </w:rPr>
-              <w:lastRenderedPageBreak/>
-              <w:t xml:space="preserve">conversaciones con </w:t>
-            </w:r>
-            <w:proofErr w:type="spellStart"/>
-            <w:r>
-              <w:rPr>
-                <w:sz w:val="18"/>
-                <w:szCs w:val="18"/>
-              </w:rPr>
-              <w:t>bots</w:t>
-            </w:r>
-            <w:proofErr w:type="spellEnd"/>
-            <w:r>
-              <w:rPr>
-                <w:sz w:val="18"/>
-                <w:szCs w:val="18"/>
-              </w:rPr>
-              <w:t>, conservado por ≥ 10 años y consultable en ≤ 5 s.</w:t>
-            </w:r>
-          </w:p>
-        </w:tc>
-        <w:tc>
-          <w:tcPr>
-            <w:tcW w:w="1113" w:type="dxa"/>
-            <w:tcBorders>
-              <w:top w:val="single" w:sz="1" w:space="0" w:color="BBBBBB"/>
-              <w:left w:val="single" w:sz="1" w:space="0" w:color="BBBBBB"/>
-              <w:bottom w:val="single" w:sz="1" w:space="0" w:color="BBBBBB"/>
-              <w:right w:val="single" w:sz="1" w:space="0" w:color="BBBBBB"/>
-            </w:tcBorders>
-            <w:shd w:val="clear" w:color="auto" w:fill="FFFFFF"/>
-            <w:tcMar>
-              <w:top w:w="80" w:type="dxa"/>
-              <w:left w:w="120" w:type="dxa"/>
-              <w:bottom w:w="80" w:type="dxa"/>
-              <w:right w:w="120" w:type="dxa"/>
-            </w:tcMar>
-            <w:vAlign w:val="center"/>
-          </w:tcPr>
-          <w:p>
-            <w:pPr>
-              <w:jc w:val="center"/>
-            </w:pPr>
-            <w:r>
-              <w:rPr>
-                <w:sz w:val="18"/>
-                <w:szCs w:val="18"/>
-              </w:rPr>
-              <w:lastRenderedPageBreak/>
-              <w:t>M4</w:t>
-            </w:r>
-          </w:p>
-        </w:tc>
-        <w:tc>
-          <w:tcPr>
-            <w:tcW w:w="763" w:type="dxa"/>
-            <w:tcBorders>
-              <w:top w:val="single" w:sz="1" w:space="0" w:color="BBBBBB"/>
-              <w:left w:val="single" w:sz="1" w:space="0" w:color="BBBBBB"/>
-              <w:bottom w:val="single" w:sz="1" w:space="0" w:color="BBBBBB"/>
-              <w:right w:val="single" w:sz="1" w:space="0" w:color="BBBBBB"/>
-            </w:tcBorders>
-            <w:shd w:val="clear" w:color="auto" w:fill="FFFFFF"/>
-            <w:tcMar>
-              <w:top w:w="80" w:type="dxa"/>
-              <w:left w:w="120" w:type="dxa"/>
-              <w:bottom w:w="80" w:type="dxa"/>
-              <w:right w:w="120" w:type="dxa"/>
-            </w:tcMar>
-            <w:vAlign w:val="center"/>
-          </w:tcPr>
-          <w:p>
-            <w:pPr>
-              <w:rPr>
-                <w:color w:val="auto"/>
-              </w:rPr>
-            </w:pPr>
-            <w:r>
-              <w:rPr>
-                <w:color w:val="auto"/>
-                <w:sz w:val="18"/>
-                <w:szCs w:val="18"/>
-              </w:rPr>
-              <w:t>Alta</w:t>
-            </w:r>
-          </w:p>
-        </w:tc>
-        <w:tc>
-          <w:tcPr>
-            <w:tcW w:w="1826" w:type="dxa"/>
-            <w:tcBorders>
-              <w:top w:val="single" w:sz="1" w:space="0" w:color="BBBBBB"/>
-              <w:left w:val="single" w:sz="1" w:space="0" w:color="BBBBBB"/>
-              <w:bottom w:val="single" w:sz="1" w:space="0" w:color="BBBBBB"/>
-              <w:right w:val="single" w:sz="1" w:space="0" w:color="BBBBBB"/>
-            </w:tcBorders>
-            <w:shd w:val="clear" w:color="auto" w:fill="FFFFFF"/>
-            <w:tcMar>
-              <w:top w:w="80" w:type="dxa"/>
-              <w:left w:w="120" w:type="dxa"/>
-              <w:bottom w:w="80" w:type="dxa"/>
-              <w:right w:w="120" w:type="dxa"/>
-            </w:tcMar>
-            <w:vAlign w:val="center"/>
-          </w:tcPr>
-          <w:p>
-            <w:r>
-              <w:rPr>
-                <w:sz w:val="18"/>
-                <w:szCs w:val="18"/>
-              </w:rPr>
-              <w:t xml:space="preserve">Garantiza trazabilidad regulatoria completa ante </w:t>
-            </w:r>
-            <w:r>
-              <w:rPr>
-                <w:sz w:val="18"/>
-                <w:szCs w:val="18"/>
-              </w:rPr>
-              <w:lastRenderedPageBreak/>
-              <w:t>auditorías del MSP y el SPDP, y respalda la resolución de controversias clínicas.</w:t>
-            </w:r>
-          </w:p>
-        </w:tc>
-      </w:tr>
-      <w:tr>
-        <w:tc>
-          <w:tcPr>
-            <w:tcW w:w="850" w:type="dxa"/>
-            <w:tcBorders>
-              <w:top w:val="single" w:sz="1" w:space="0" w:color="BBBBBB"/>
-              <w:left w:val="single" w:sz="1" w:space="0" w:color="BBBBBB"/>
-              <w:bottom w:val="single" w:sz="1" w:space="0" w:color="BBBBBB"/>
-              <w:right w:val="single" w:sz="1" w:space="0" w:color="BBBBBB"/>
-            </w:tcBorders>
-            <w:shd w:val="clear" w:color="auto" w:fill="EBF3FB"/>
-            <w:tcMar>
-              <w:top w:w="80" w:type="dxa"/>
-              <w:left w:w="120" w:type="dxa"/>
-              <w:bottom w:w="80" w:type="dxa"/>
-              <w:right w:w="120" w:type="dxa"/>
-            </w:tcMar>
-            <w:vAlign w:val="center"/>
-          </w:tcPr>
-          <w:p>
-            <w:pPr>
-              <w:jc w:val="center"/>
-            </w:pPr>
-            <w:r>
-              <w:rPr>
-                <w:b/>
-                <w:bCs/>
-                <w:sz w:val="18"/>
-                <w:szCs w:val="18"/>
-              </w:rPr>
-              <w:lastRenderedPageBreak/>
-              <w:t>C-08</w:t>
-            </w:r>
-          </w:p>
-        </w:tc>
-        <w:tc>
-          <w:tcPr>
-            <w:tcW w:w="2410" w:type="dxa"/>
-            <w:tcBorders>
-              <w:top w:val="single" w:sz="1" w:space="0" w:color="BBBBBB"/>
-              <w:left w:val="single" w:sz="1" w:space="0" w:color="BBBBBB"/>
-              <w:bottom w:val="single" w:sz="1" w:space="0" w:color="BBBBBB"/>
-              <w:right w:val="single" w:sz="1" w:space="0" w:color="BBBBBB"/>
-            </w:tcBorders>
-            <w:shd w:val="clear" w:color="auto" w:fill="EBF3FB"/>
-            <w:tcMar>
-              <w:top w:w="80" w:type="dxa"/>
-              <w:left w:w="120" w:type="dxa"/>
-              <w:bottom w:w="80" w:type="dxa"/>
-              <w:right w:w="120" w:type="dxa"/>
-            </w:tcMar>
-            <w:vAlign w:val="center"/>
-          </w:tcPr>
-          <w:p>
-            <w:r>
-              <w:rPr>
-                <w:b/>
-                <w:bCs/>
-                <w:sz w:val="18"/>
-                <w:szCs w:val="18"/>
-              </w:rPr>
-              <w:t>Interoperabilidad HL7 FHIR</w:t>
-            </w:r>
-          </w:p>
-        </w:tc>
-        <w:tc>
-          <w:tcPr>
-            <w:tcW w:w="3118" w:type="dxa"/>
-            <w:tcBorders>
-              <w:top w:val="single" w:sz="1" w:space="0" w:color="BBBBBB"/>
-              <w:left w:val="single" w:sz="1" w:space="0" w:color="BBBBBB"/>
-              <w:bottom w:val="single" w:sz="1" w:space="0" w:color="BBBBBB"/>
-              <w:right w:val="single" w:sz="1" w:space="0" w:color="BBBBBB"/>
-            </w:tcBorders>
-            <w:shd w:val="clear" w:color="auto" w:fill="EBF3FB"/>
-            <w:tcMar>
-              <w:top w:w="80" w:type="dxa"/>
-              <w:left w:w="120" w:type="dxa"/>
-              <w:bottom w:w="80" w:type="dxa"/>
-              <w:right w:w="120" w:type="dxa"/>
-            </w:tcMar>
-            <w:vAlign w:val="center"/>
-          </w:tcPr>
-          <w:p>
-            <w:r>
-              <w:rPr>
-                <w:sz w:val="18"/>
-                <w:szCs w:val="18"/>
-              </w:rPr>
-              <w:t xml:space="preserve">Intercambio seguro de información clínica con MSP, IESS y Red de Salud Pública mediante HL7 FHIR R4, con autenticación </w:t>
-            </w:r>
-            <w:proofErr w:type="spellStart"/>
-            <w:r>
-              <w:rPr>
-                <w:sz w:val="18"/>
-                <w:szCs w:val="18"/>
-              </w:rPr>
-              <w:t>inter-sistemas</w:t>
-            </w:r>
-            <w:proofErr w:type="spellEnd"/>
-            <w:r>
-              <w:rPr>
-                <w:sz w:val="18"/>
-                <w:szCs w:val="18"/>
-              </w:rPr>
-              <w:t xml:space="preserve"> </w:t>
-            </w:r>
-            <w:proofErr w:type="spellStart"/>
-            <w:r>
-              <w:rPr>
-                <w:sz w:val="18"/>
-                <w:szCs w:val="18"/>
-              </w:rPr>
-              <w:t>mTLS</w:t>
-            </w:r>
-            <w:proofErr w:type="spellEnd"/>
-            <w:r>
-              <w:rPr>
-                <w:sz w:val="18"/>
-                <w:szCs w:val="18"/>
-              </w:rPr>
-              <w:t>/OAuth 2.0 y transformación semántica de datos clínicos.</w:t>
-            </w:r>
-          </w:p>
-        </w:tc>
-        <w:tc>
-          <w:tcPr>
-            <w:tcW w:w="1113" w:type="dxa"/>
-            <w:tcBorders>
-              <w:top w:val="single" w:sz="1" w:space="0" w:color="BBBBBB"/>
-              <w:left w:val="single" w:sz="1" w:space="0" w:color="BBBBBB"/>
-              <w:bottom w:val="single" w:sz="1" w:space="0" w:color="BBBBBB"/>
-              <w:right w:val="single" w:sz="1" w:space="0" w:color="BBBBBB"/>
-            </w:tcBorders>
-            <w:shd w:val="clear" w:color="auto" w:fill="EBF3FB"/>
-            <w:tcMar>
-              <w:top w:w="80" w:type="dxa"/>
-              <w:left w:w="120" w:type="dxa"/>
-              <w:bottom w:w="80" w:type="dxa"/>
-              <w:right w:w="120" w:type="dxa"/>
-            </w:tcMar>
-            <w:vAlign w:val="center"/>
-          </w:tcPr>
-          <w:p>
-            <w:pPr>
-              <w:jc w:val="center"/>
-            </w:pPr>
-            <w:r>
-              <w:rPr>
-                <w:sz w:val="18"/>
-                <w:szCs w:val="18"/>
-              </w:rPr>
-              <w:t>M5</w:t>
-            </w:r>
-          </w:p>
-        </w:tc>
-        <w:tc>
-          <w:tcPr>
-            <w:tcW w:w="763" w:type="dxa"/>
-            <w:tcBorders>
-              <w:top w:val="single" w:sz="1" w:space="0" w:color="BBBBBB"/>
-              <w:left w:val="single" w:sz="1" w:space="0" w:color="BBBBBB"/>
-              <w:bottom w:val="single" w:sz="1" w:space="0" w:color="BBBBBB"/>
-              <w:right w:val="single" w:sz="1" w:space="0" w:color="BBBBBB"/>
-            </w:tcBorders>
-            <w:shd w:val="clear" w:color="auto" w:fill="EBF3FB"/>
-            <w:tcMar>
-              <w:top w:w="80" w:type="dxa"/>
-              <w:left w:w="120" w:type="dxa"/>
-              <w:bottom w:w="80" w:type="dxa"/>
-              <w:right w:w="120" w:type="dxa"/>
-            </w:tcMar>
-            <w:vAlign w:val="center"/>
-          </w:tcPr>
-          <w:p>
-            <w:pPr>
-              <w:rPr>
-                <w:color w:val="auto"/>
-              </w:rPr>
-            </w:pPr>
-            <w:r>
-              <w:rPr>
-                <w:color w:val="auto"/>
-                <w:sz w:val="18"/>
-                <w:szCs w:val="18"/>
-              </w:rPr>
-              <w:t>Alta</w:t>
-            </w:r>
-          </w:p>
-        </w:tc>
-        <w:tc>
-          <w:tcPr>
-            <w:tcW w:w="1826" w:type="dxa"/>
-            <w:tcBorders>
-              <w:top w:val="single" w:sz="1" w:space="0" w:color="BBBBBB"/>
-              <w:left w:val="single" w:sz="1" w:space="0" w:color="BBBBBB"/>
-              <w:bottom w:val="single" w:sz="1" w:space="0" w:color="BBBBBB"/>
-              <w:right w:val="single" w:sz="1" w:space="0" w:color="BBBBBB"/>
-            </w:tcBorders>
-            <w:shd w:val="clear" w:color="auto" w:fill="EBF3FB"/>
-            <w:tcMar>
-              <w:top w:w="80" w:type="dxa"/>
-              <w:left w:w="120" w:type="dxa"/>
-              <w:bottom w:w="80" w:type="dxa"/>
-              <w:right w:w="120" w:type="dxa"/>
-            </w:tcMar>
-            <w:vAlign w:val="center"/>
-          </w:tcPr>
-          <w:p>
-            <w:r>
-              <w:rPr>
-                <w:sz w:val="18"/>
-                <w:szCs w:val="18"/>
-              </w:rPr>
-              <w:t>Habilita la continuidad asistencial entre instituciones del sistema nacional de salud y es requisito previo para la aprobación del MSP.</w:t>
-            </w:r>
-          </w:p>
-        </w:tc>
-      </w:tr>
-      <w:tr>
-        <w:tc>
-          <w:tcPr>
-            <w:tcW w:w="850" w:type="dxa"/>
-            <w:tcBorders>
-              <w:top w:val="single" w:sz="1" w:space="0" w:color="BBBBBB"/>
-              <w:left w:val="single" w:sz="1" w:space="0" w:color="BBBBBB"/>
-              <w:bottom w:val="single" w:sz="1" w:space="0" w:color="BBBBBB"/>
-              <w:right w:val="single" w:sz="1" w:space="0" w:color="BBBBBB"/>
-            </w:tcBorders>
-            <w:shd w:val="clear" w:color="auto" w:fill="FFFFFF"/>
-            <w:tcMar>
-              <w:top w:w="80" w:type="dxa"/>
-              <w:left w:w="120" w:type="dxa"/>
-              <w:bottom w:w="80" w:type="dxa"/>
-              <w:right w:w="120" w:type="dxa"/>
-            </w:tcMar>
-            <w:vAlign w:val="center"/>
-          </w:tcPr>
-          <w:p>
-            <w:pPr>
-              <w:jc w:val="center"/>
-            </w:pPr>
-            <w:r>
-              <w:rPr>
-                <w:b/>
-                <w:bCs/>
-                <w:sz w:val="18"/>
-                <w:szCs w:val="18"/>
-              </w:rPr>
-              <w:t>C-09</w:t>
-            </w:r>
-          </w:p>
-        </w:tc>
-        <w:tc>
-          <w:tcPr>
-            <w:tcW w:w="2410" w:type="dxa"/>
-            <w:tcBorders>
-              <w:top w:val="single" w:sz="1" w:space="0" w:color="BBBBBB"/>
-              <w:left w:val="single" w:sz="1" w:space="0" w:color="BBBBBB"/>
-              <w:bottom w:val="single" w:sz="1" w:space="0" w:color="BBBBBB"/>
-              <w:right w:val="single" w:sz="1" w:space="0" w:color="BBBBBB"/>
-            </w:tcBorders>
-            <w:shd w:val="clear" w:color="auto" w:fill="FFFFFF"/>
-            <w:tcMar>
-              <w:top w:w="80" w:type="dxa"/>
-              <w:left w:w="120" w:type="dxa"/>
-              <w:bottom w:w="80" w:type="dxa"/>
-              <w:right w:w="120" w:type="dxa"/>
-            </w:tcMar>
-            <w:vAlign w:val="center"/>
-          </w:tcPr>
-          <w:p>
-            <w:r>
-              <w:rPr>
-                <w:b/>
-                <w:bCs/>
-                <w:sz w:val="18"/>
-                <w:szCs w:val="18"/>
-              </w:rPr>
-              <w:t>Inferencia Edge de IA</w:t>
-            </w:r>
-          </w:p>
-        </w:tc>
-        <w:tc>
-          <w:tcPr>
-            <w:tcW w:w="3118" w:type="dxa"/>
-            <w:tcBorders>
-              <w:top w:val="single" w:sz="1" w:space="0" w:color="BBBBBB"/>
-              <w:left w:val="single" w:sz="1" w:space="0" w:color="BBBBBB"/>
-              <w:bottom w:val="single" w:sz="1" w:space="0" w:color="BBBBBB"/>
-              <w:right w:val="single" w:sz="1" w:space="0" w:color="BBBBBB"/>
-            </w:tcBorders>
-            <w:shd w:val="clear" w:color="auto" w:fill="FFFFFF"/>
-            <w:tcMar>
-              <w:top w:w="80" w:type="dxa"/>
-              <w:left w:w="120" w:type="dxa"/>
-              <w:bottom w:w="80" w:type="dxa"/>
-              <w:right w:w="120" w:type="dxa"/>
-            </w:tcMar>
-            <w:vAlign w:val="center"/>
-          </w:tcPr>
-          <w:p>
-            <w:proofErr w:type="spellStart"/>
-            <w:r>
-              <w:rPr>
-                <w:sz w:val="18"/>
-                <w:szCs w:val="18"/>
-              </w:rPr>
-              <w:t>Triage</w:t>
-            </w:r>
-            <w:proofErr w:type="spellEnd"/>
-            <w:r>
-              <w:rPr>
-                <w:sz w:val="18"/>
-                <w:szCs w:val="18"/>
-              </w:rPr>
-              <w:t xml:space="preserve"> básico y monitoreo de señales vitales sin conexión a internet mediante modelos ligeros ejecutados en el dispositivo del paciente, con actualización remota controlada e incremental verificada por hash.</w:t>
-            </w:r>
-          </w:p>
-        </w:tc>
-        <w:tc>
-          <w:tcPr>
-            <w:tcW w:w="1113" w:type="dxa"/>
-            <w:tcBorders>
-              <w:top w:val="single" w:sz="1" w:space="0" w:color="BBBBBB"/>
-              <w:left w:val="single" w:sz="1" w:space="0" w:color="BBBBBB"/>
-              <w:bottom w:val="single" w:sz="1" w:space="0" w:color="BBBBBB"/>
-              <w:right w:val="single" w:sz="1" w:space="0" w:color="BBBBBB"/>
-            </w:tcBorders>
-            <w:shd w:val="clear" w:color="auto" w:fill="FFFFFF"/>
-            <w:tcMar>
-              <w:top w:w="80" w:type="dxa"/>
-              <w:left w:w="120" w:type="dxa"/>
-              <w:bottom w:w="80" w:type="dxa"/>
-              <w:right w:w="120" w:type="dxa"/>
-            </w:tcMar>
-            <w:vAlign w:val="center"/>
-          </w:tcPr>
-          <w:p>
-            <w:pPr>
-              <w:jc w:val="center"/>
-            </w:pPr>
-            <w:r>
-              <w:rPr>
-                <w:sz w:val="18"/>
-                <w:szCs w:val="18"/>
-              </w:rPr>
-              <w:t>M3</w:t>
-            </w:r>
-          </w:p>
-        </w:tc>
-        <w:tc>
-          <w:tcPr>
-            <w:tcW w:w="763" w:type="dxa"/>
-            <w:tcBorders>
-              <w:top w:val="single" w:sz="1" w:space="0" w:color="BBBBBB"/>
-              <w:left w:val="single" w:sz="1" w:space="0" w:color="BBBBBB"/>
-              <w:bottom w:val="single" w:sz="1" w:space="0" w:color="BBBBBB"/>
-              <w:right w:val="single" w:sz="1" w:space="0" w:color="BBBBBB"/>
-            </w:tcBorders>
-            <w:shd w:val="clear" w:color="auto" w:fill="FFFFFF"/>
-            <w:tcMar>
-              <w:top w:w="80" w:type="dxa"/>
-              <w:left w:w="120" w:type="dxa"/>
-              <w:bottom w:w="80" w:type="dxa"/>
-              <w:right w:w="120" w:type="dxa"/>
-            </w:tcMar>
-            <w:vAlign w:val="center"/>
-          </w:tcPr>
-          <w:p>
-            <w:pPr>
-              <w:rPr>
-                <w:color w:val="auto"/>
-              </w:rPr>
-            </w:pPr>
-            <w:r>
-              <w:rPr>
-                <w:color w:val="auto"/>
-                <w:sz w:val="18"/>
-                <w:szCs w:val="18"/>
-              </w:rPr>
-              <w:t>Media</w:t>
-            </w:r>
-          </w:p>
-        </w:tc>
-        <w:tc>
-          <w:tcPr>
-            <w:tcW w:w="1826" w:type="dxa"/>
-            <w:tcBorders>
-              <w:top w:val="single" w:sz="1" w:space="0" w:color="BBBBBB"/>
-              <w:left w:val="single" w:sz="1" w:space="0" w:color="BBBBBB"/>
-              <w:bottom w:val="single" w:sz="1" w:space="0" w:color="BBBBBB"/>
-              <w:right w:val="single" w:sz="1" w:space="0" w:color="BBBBBB"/>
-            </w:tcBorders>
-            <w:shd w:val="clear" w:color="auto" w:fill="FFFFFF"/>
-            <w:tcMar>
-              <w:top w:w="80" w:type="dxa"/>
-              <w:left w:w="120" w:type="dxa"/>
-              <w:bottom w:w="80" w:type="dxa"/>
-              <w:right w:w="120" w:type="dxa"/>
-            </w:tcMar>
-            <w:vAlign w:val="center"/>
-          </w:tcPr>
-          <w:p>
-            <w:r>
-              <w:rPr>
-                <w:sz w:val="18"/>
-                <w:szCs w:val="18"/>
-              </w:rPr>
-              <w:t>Garantiza disponibilidad del servicio esencial en zonas rurales o con conectividad intermitente, reduciendo brechas de equidad.</w:t>
-            </w:r>
-          </w:p>
-        </w:tc>
-      </w:tr>
-      <w:tr>
-        <w:tc>
-          <w:tcPr>
-            <w:tcW w:w="850" w:type="dxa"/>
-            <w:tcBorders>
-              <w:top w:val="single" w:sz="1" w:space="0" w:color="BBBBBB"/>
-              <w:left w:val="single" w:sz="1" w:space="0" w:color="BBBBBB"/>
-              <w:bottom w:val="single" w:sz="1" w:space="0" w:color="BBBBBB"/>
-              <w:right w:val="single" w:sz="1" w:space="0" w:color="BBBBBB"/>
-            </w:tcBorders>
-            <w:shd w:val="clear" w:color="auto" w:fill="EBF3FB"/>
-            <w:tcMar>
-              <w:top w:w="80" w:type="dxa"/>
-              <w:left w:w="120" w:type="dxa"/>
-              <w:bottom w:w="80" w:type="dxa"/>
-              <w:right w:w="120" w:type="dxa"/>
-            </w:tcMar>
-            <w:vAlign w:val="center"/>
-          </w:tcPr>
-          <w:p>
-            <w:pPr>
-              <w:jc w:val="center"/>
-            </w:pPr>
-            <w:r>
-              <w:rPr>
-                <w:b/>
-                <w:bCs/>
-                <w:sz w:val="18"/>
-                <w:szCs w:val="18"/>
-              </w:rPr>
-              <w:t>C-10</w:t>
-            </w:r>
-          </w:p>
-        </w:tc>
-        <w:tc>
-          <w:tcPr>
-            <w:tcW w:w="2410" w:type="dxa"/>
-            <w:tcBorders>
-              <w:top w:val="single" w:sz="1" w:space="0" w:color="BBBBBB"/>
-              <w:left w:val="single" w:sz="1" w:space="0" w:color="BBBBBB"/>
-              <w:bottom w:val="single" w:sz="1" w:space="0" w:color="BBBBBB"/>
-              <w:right w:val="single" w:sz="1" w:space="0" w:color="BBBBBB"/>
-            </w:tcBorders>
-            <w:shd w:val="clear" w:color="auto" w:fill="EBF3FB"/>
-            <w:tcMar>
-              <w:top w:w="80" w:type="dxa"/>
-              <w:left w:w="120" w:type="dxa"/>
-              <w:bottom w:w="80" w:type="dxa"/>
-              <w:right w:w="120" w:type="dxa"/>
-            </w:tcMar>
-            <w:vAlign w:val="center"/>
-          </w:tcPr>
-          <w:p>
-            <w:r>
-              <w:rPr>
-                <w:b/>
-                <w:bCs/>
-                <w:sz w:val="18"/>
-                <w:szCs w:val="18"/>
-              </w:rPr>
-              <w:t>Cumplimiento LOPDP y Consentimiento</w:t>
-            </w:r>
-          </w:p>
-        </w:tc>
-        <w:tc>
-          <w:tcPr>
-            <w:tcW w:w="3118" w:type="dxa"/>
-            <w:tcBorders>
-              <w:top w:val="single" w:sz="1" w:space="0" w:color="BBBBBB"/>
-              <w:left w:val="single" w:sz="1" w:space="0" w:color="BBBBBB"/>
-              <w:bottom w:val="single" w:sz="1" w:space="0" w:color="BBBBBB"/>
-              <w:right w:val="single" w:sz="1" w:space="0" w:color="BBBBBB"/>
-            </w:tcBorders>
-            <w:shd w:val="clear" w:color="auto" w:fill="EBF3FB"/>
-            <w:tcMar>
-              <w:top w:w="80" w:type="dxa"/>
-              <w:left w:w="120" w:type="dxa"/>
-              <w:bottom w:w="80" w:type="dxa"/>
-              <w:right w:w="120" w:type="dxa"/>
-            </w:tcMar>
-            <w:vAlign w:val="center"/>
-          </w:tcPr>
-          <w:p>
-            <w:r>
-              <w:rPr>
-                <w:sz w:val="18"/>
-                <w:szCs w:val="18"/>
-              </w:rPr>
-              <w:t xml:space="preserve">Gestión integral del consentimiento informado del paciente en ≤ 3 pasos, con revocación disponible en cualquier momento, minimización de datos en </w:t>
-            </w:r>
-            <w:proofErr w:type="spellStart"/>
-            <w:r>
-              <w:rPr>
-                <w:sz w:val="18"/>
-                <w:szCs w:val="18"/>
-              </w:rPr>
-              <w:t>bots</w:t>
-            </w:r>
-            <w:proofErr w:type="spellEnd"/>
-            <w:r>
-              <w:rPr>
-                <w:sz w:val="18"/>
-                <w:szCs w:val="18"/>
-              </w:rPr>
-              <w:t xml:space="preserve"> y auditoría completa del tratamiento de datos personales de salud.</w:t>
-            </w:r>
-          </w:p>
-        </w:tc>
-        <w:tc>
-          <w:tcPr>
-            <w:tcW w:w="1113" w:type="dxa"/>
-            <w:tcBorders>
-              <w:top w:val="single" w:sz="1" w:space="0" w:color="BBBBBB"/>
-              <w:left w:val="single" w:sz="1" w:space="0" w:color="BBBBBB"/>
-              <w:bottom w:val="single" w:sz="1" w:space="0" w:color="BBBBBB"/>
-              <w:right w:val="single" w:sz="1" w:space="0" w:color="BBBBBB"/>
-            </w:tcBorders>
-            <w:shd w:val="clear" w:color="auto" w:fill="EBF3FB"/>
-            <w:tcMar>
-              <w:top w:w="80" w:type="dxa"/>
-              <w:left w:w="120" w:type="dxa"/>
-              <w:bottom w:w="80" w:type="dxa"/>
-              <w:right w:w="120" w:type="dxa"/>
-            </w:tcMar>
-            <w:vAlign w:val="center"/>
-          </w:tcPr>
-          <w:p>
-            <w:pPr>
-              <w:jc w:val="center"/>
-            </w:pPr>
-            <w:r>
-              <w:rPr>
-                <w:sz w:val="18"/>
-                <w:szCs w:val="18"/>
-              </w:rPr>
-              <w:t>M1</w:t>
-            </w:r>
-          </w:p>
-        </w:tc>
-        <w:tc>
-          <w:tcPr>
-            <w:tcW w:w="763" w:type="dxa"/>
-            <w:tcBorders>
-              <w:top w:val="single" w:sz="1" w:space="0" w:color="BBBBBB"/>
-              <w:left w:val="single" w:sz="1" w:space="0" w:color="BBBBBB"/>
-              <w:bottom w:val="single" w:sz="1" w:space="0" w:color="BBBBBB"/>
-              <w:right w:val="single" w:sz="1" w:space="0" w:color="BBBBBB"/>
-            </w:tcBorders>
-            <w:shd w:val="clear" w:color="auto" w:fill="EBF3FB"/>
-            <w:tcMar>
-              <w:top w:w="80" w:type="dxa"/>
-              <w:left w:w="120" w:type="dxa"/>
-              <w:bottom w:w="80" w:type="dxa"/>
-              <w:right w:w="120" w:type="dxa"/>
-            </w:tcMar>
-            <w:vAlign w:val="center"/>
-          </w:tcPr>
-          <w:p>
-            <w:pPr>
-              <w:rPr>
-                <w:color w:val="auto"/>
-              </w:rPr>
-            </w:pPr>
-            <w:r>
-              <w:rPr>
-                <w:color w:val="auto"/>
-                <w:sz w:val="18"/>
-                <w:szCs w:val="18"/>
-              </w:rPr>
-              <w:t>Alta</w:t>
-            </w:r>
-          </w:p>
-        </w:tc>
-        <w:tc>
-          <w:tcPr>
-            <w:tcW w:w="1826" w:type="dxa"/>
-            <w:tcBorders>
-              <w:top w:val="single" w:sz="1" w:space="0" w:color="BBBBBB"/>
-              <w:left w:val="single" w:sz="1" w:space="0" w:color="BBBBBB"/>
-              <w:bottom w:val="single" w:sz="1" w:space="0" w:color="BBBBBB"/>
-              <w:right w:val="single" w:sz="1" w:space="0" w:color="BBBBBB"/>
-            </w:tcBorders>
-            <w:shd w:val="clear" w:color="auto" w:fill="EBF3FB"/>
-            <w:tcMar>
-              <w:top w:w="80" w:type="dxa"/>
-              <w:left w:w="120" w:type="dxa"/>
-              <w:bottom w:w="80" w:type="dxa"/>
-              <w:right w:w="120" w:type="dxa"/>
-            </w:tcMar>
-            <w:vAlign w:val="center"/>
-          </w:tcPr>
-          <w:p>
-            <w:r>
-              <w:rPr>
-                <w:sz w:val="18"/>
-                <w:szCs w:val="18"/>
-              </w:rPr>
-              <w:t>Requisito legal ineludible para la operación del sistema y condición de aprobación por parte del MSP y el SPDP.</w:t>
+            <w:r>
+              <w:t>Conformación del consorcio y dispositivos de monitoreo nuevos</w:t>
             </w:r>
           </w:p>
         </w:tc>
@@ -18607,7 +17054,6 @@
         <w:spacing w:before="40" w:after="40"/>
       </w:pPr>
       <w:r>
-        <w:lastRenderedPageBreak/>
         <w:t>Cifrado extremo a extremo de todas las comunicaciones con TLS 1.3 y almacenamiento cifrado en reposo con AES-256.</w:t>
       </w:r>
     </w:p>
@@ -18675,6 +17121,7 @@
         <w:spacing w:before="40" w:after="40"/>
       </w:pPr>
       <w:r>
+        <w:lastRenderedPageBreak/>
         <w:t xml:space="preserve">Precisión mínima del 90 % en clasificación de riesgo, con tasa de falsos negativos en casos críticos inferior al 3 %, validada con </w:t>
       </w:r>
       <w:proofErr w:type="spellStart"/>
@@ -18696,15 +17143,7 @@
         <w:spacing w:before="40" w:after="40"/>
       </w:pPr>
       <w:r>
-        <w:t xml:space="preserve">Modelos de machine </w:t>
-      </w:r>
-      <w:proofErr w:type="spellStart"/>
-      <w:r>
-        <w:t>learning</w:t>
-      </w:r>
-      <w:proofErr w:type="spellEnd"/>
-      <w:r>
-        <w:t xml:space="preserve"> con AUC-ROC ≥ 0.88, actualizables mediante despliegue blue-</w:t>
+        <w:t>Modelos de machine learning con AUC-ROC ≥ 0.88, actualizables mediante despliegue blue-</w:t>
       </w:r>
       <w:proofErr w:type="spellStart"/>
       <w:r>
@@ -19041,6 +17480,7 @@
         <w:spacing w:before="40" w:after="40"/>
       </w:pPr>
       <w:r>
+        <w:lastRenderedPageBreak/>
         <w:t>Análisis continuo de señales biomédicas (EKG, EEG, SpO₂, glucosa, presión arterial) con detección de patrones anómalos en tiempo real.</w:t>
       </w:r>
     </w:p>
@@ -19329,7 +17769,6 @@
         <w:jc w:val="both"/>
       </w:pPr>
       <w:r>
-        <w:lastRenderedPageBreak/>
         <w:t xml:space="preserve">Habilita la operación del SAMR como plataforma de consorcio </w:t>
       </w:r>
       <w:proofErr w:type="spellStart"/>
@@ -19415,6 +17854,7 @@
         <w:spacing w:before="40" w:after="40"/>
       </w:pPr>
       <w:r>
+        <w:lastRenderedPageBreak/>
         <w:t xml:space="preserve">Proceso de </w:t>
       </w:r>
       <w:proofErr w:type="spellStart"/>
@@ -20411,7 +18851,6 @@
                 <w:sz w:val="20"/>
                 <w:szCs w:val="20"/>
               </w:rPr>
-              <w:lastRenderedPageBreak/>
               <w:t>M5</w:t>
             </w:r>
           </w:p>
@@ -20635,6 +19074,7 @@
         <w:jc w:val="both"/>
       </w:pPr>
       <w:r>
+        <w:lastRenderedPageBreak/>
         <w:t>Las restricciones definen los límites no negociables del proyecto: condiciones que el sistema debe cumplir obligatoriamente, independientemente de las decisiones de diseño o implementación. Su incumplimiento implica riesgo regulatorio, legal o de seguridad.</w:t>
       </w:r>
     </w:p>
@@ -21687,7 +20127,6 @@
       </w:pPr>
       <w:bookmarkStart w:id="28" w:name="_Toc230730832"/>
       <w:r>
-        <w:lastRenderedPageBreak/>
         <w:t>9.2 Suposiciones</w:t>
       </w:r>
       <w:bookmarkEnd w:id="28"/>
@@ -21978,6 +20417,7 @@
                 <w:sz w:val="20"/>
                 <w:szCs w:val="20"/>
               </w:rPr>
+              <w:lastRenderedPageBreak/>
               <w:t>SA-02</w:t>
             </w:r>
           </w:p>
@@ -23147,16 +21587,7 @@
                 <w:sz w:val="19"/>
                 <w:szCs w:val="19"/>
               </w:rPr>
-              <w:t xml:space="preserve">Coordinación técnica formal con el IESS desde el inicio del </w:t>
-            </w:r>
-            <w:r>
-              <w:rPr>
-                <w:color w:val="auto"/>
-                <w:sz w:val="19"/>
-                <w:szCs w:val="19"/>
-              </w:rPr>
-              <w:lastRenderedPageBreak/>
-              <w:t>proyecto; plan de pruebas conjunto.</w:t>
+              <w:t>Coordinación técnica formal con el IESS desde el inicio del proyecto; plan de pruebas conjunto.</w:t>
             </w:r>
           </w:p>
         </w:tc>
@@ -23191,7 +21622,6 @@
                 <w:sz w:val="20"/>
                 <w:szCs w:val="20"/>
               </w:rPr>
-              <w:lastRenderedPageBreak/>
               <w:t>D-03</w:t>
             </w:r>
           </w:p>
@@ -23561,7 +21991,16 @@
                 <w:sz w:val="19"/>
                 <w:szCs w:val="19"/>
               </w:rPr>
-              <w:t>La operación quedará expuesta a sanciones regulatorias y no podrá certificarse el cumplimiento de la LOPDP ante el MSP.</w:t>
+              <w:t xml:space="preserve">La operación quedará expuesta a sanciones regulatorias y no podrá certificarse el </w:t>
+            </w:r>
+            <w:r>
+              <w:rPr>
+                <w:color w:val="auto"/>
+                <w:sz w:val="19"/>
+                <w:szCs w:val="19"/>
+              </w:rPr>
+              <w:lastRenderedPageBreak/>
+              <w:t>cumplimiento de la LOPDP ante el MSP.</w:t>
             </w:r>
           </w:p>
         </w:tc>
@@ -23595,6 +22034,7 @@
                 <w:sz w:val="19"/>
                 <w:szCs w:val="19"/>
               </w:rPr>
+              <w:lastRenderedPageBreak/>
               <w:t>SPDP / Diego Jiménez</w:t>
             </w:r>
           </w:p>
@@ -23629,7 +22069,16 @@
                 <w:sz w:val="19"/>
                 <w:szCs w:val="19"/>
               </w:rPr>
-              <w:t xml:space="preserve">Asesoría legal especializada en LOPDP desde el inicio; evaluación DPIA completada antes del </w:t>
+              <w:t xml:space="preserve">Asesoría legal especializada en LOPDP desde el inicio; evaluación </w:t>
+            </w:r>
+            <w:r>
+              <w:rPr>
+                <w:color w:val="auto"/>
+                <w:sz w:val="19"/>
+                <w:szCs w:val="19"/>
+              </w:rPr>
+              <w:lastRenderedPageBreak/>
+              <w:t xml:space="preserve">DPIA completada antes del </w:t>
             </w:r>
             <w:proofErr w:type="spellStart"/>
             <w:r>
@@ -23682,6 +22131,7 @@
                 <w:sz w:val="20"/>
                 <w:szCs w:val="20"/>
               </w:rPr>
+              <w:lastRenderedPageBreak/>
               <w:t>D-05</w:t>
             </w:r>
           </w:p>
@@ -24613,15 +23063,7 @@
                 <w:sz w:val="19"/>
                 <w:szCs w:val="19"/>
               </w:rPr>
-              <w:t xml:space="preserve">, predicción) que no puedan alcanzarse con los datos </w:t>
-            </w:r>
-            <w:r>
-              <w:rPr>
-                <w:sz w:val="19"/>
-                <w:szCs w:val="19"/>
-              </w:rPr>
-              <w:lastRenderedPageBreak/>
-              <w:t>clínicos disponibles en la fase inicial.</w:t>
+              <w:t>, predicción) que no puedan alcanzarse con los datos clínicos disponibles en la fase inicial.</w:t>
             </w:r>
           </w:p>
         </w:tc>
@@ -24652,7 +23094,6 @@
                 <w:sz w:val="19"/>
                 <w:szCs w:val="19"/>
               </w:rPr>
-              <w:lastRenderedPageBreak/>
               <w:t>Media</w:t>
             </w:r>
           </w:p>
@@ -25014,7 +23455,15 @@
                 <w:sz w:val="19"/>
                 <w:szCs w:val="19"/>
               </w:rPr>
-              <w:t>Interpretaciones contradictorias de la LOPDP entre centros del consorcio respecto al consentimiento para uso de datos clínicos en entrenamiento de modelos.</w:t>
+              <w:t xml:space="preserve">Interpretaciones contradictorias de la LOPDP entre centros del consorcio respecto al consentimiento para uso de datos clínicos en </w:t>
+            </w:r>
+            <w:r>
+              <w:rPr>
+                <w:sz w:val="19"/>
+                <w:szCs w:val="19"/>
+              </w:rPr>
+              <w:lastRenderedPageBreak/>
+              <w:t>entrenamiento de modelos.</w:t>
             </w:r>
           </w:p>
         </w:tc>
@@ -25045,6 +23494,7 @@
                 <w:sz w:val="19"/>
                 <w:szCs w:val="19"/>
               </w:rPr>
+              <w:lastRenderedPageBreak/>
               <w:t>Media</w:t>
             </w:r>
           </w:p>
@@ -26563,7 +25013,6 @@
                 <w:sz w:val="20"/>
                 <w:szCs w:val="20"/>
               </w:rPr>
-              <w:lastRenderedPageBreak/>
               <w:t>CE-05</w:t>
             </w:r>
           </w:p>
@@ -27113,6 +25562,7 @@
                 <w:sz w:val="20"/>
                 <w:szCs w:val="20"/>
               </w:rPr>
+              <w:lastRenderedPageBreak/>
               <w:t>CE-08</w:t>
             </w:r>
           </w:p>
@@ -28032,15 +26482,7 @@
                 <w:sz w:val="18"/>
                 <w:szCs w:val="18"/>
               </w:rPr>
-              <w:t xml:space="preserve">Sistema de gestión de la calidad (SGC). Principios de mejora continua, enfoque al </w:t>
-            </w:r>
-            <w:r>
-              <w:rPr>
-                <w:sz w:val="18"/>
-                <w:szCs w:val="18"/>
-              </w:rPr>
-              <w:lastRenderedPageBreak/>
-              <w:t>cliente y gestión basada en procesos.</w:t>
+              <w:t>Sistema de gestión de la calidad (SGC). Principios de mejora continua, enfoque al cliente y gestión basada en procesos.</w:t>
             </w:r>
           </w:p>
         </w:tc>
@@ -28068,16 +26510,7 @@
                 <w:sz w:val="18"/>
                 <w:szCs w:val="18"/>
               </w:rPr>
-              <w:lastRenderedPageBreak/>
-              <w:t xml:space="preserve">Gestión de la calidad del proceso de desarrollo: revisiones formales de artefactos, gestión de no </w:t>
-            </w:r>
-            <w:r>
-              <w:rPr>
-                <w:sz w:val="18"/>
-                <w:szCs w:val="18"/>
-              </w:rPr>
-              <w:lastRenderedPageBreak/>
-              <w:t>conformidades, trazabilidad de decisiones de diseño.</w:t>
+              <w:t>Gestión de la calidad del proceso de desarrollo: revisiones formales de artefactos, gestión de no conformidades, trazabilidad de decisiones de diseño.</w:t>
             </w:r>
           </w:p>
         </w:tc>
@@ -28105,7 +26538,6 @@
                 <w:sz w:val="18"/>
                 <w:szCs w:val="18"/>
               </w:rPr>
-              <w:lastRenderedPageBreak/>
               <w:t xml:space="preserve">Todos los roles del Equipo </w:t>
             </w:r>
             <w:proofErr w:type="spellStart"/>
@@ -28391,7 +26823,15 @@
                 <w:sz w:val="18"/>
                 <w:szCs w:val="18"/>
               </w:rPr>
-              <w:t>Procesos del ciclo de vida del software. Adquisición, suministro, desarrollo, operación y mantenimiento.</w:t>
+              <w:t xml:space="preserve">Procesos del ciclo de vida del software. Adquisición, suministro, </w:t>
+            </w:r>
+            <w:r>
+              <w:rPr>
+                <w:sz w:val="18"/>
+                <w:szCs w:val="18"/>
+              </w:rPr>
+              <w:lastRenderedPageBreak/>
+              <w:t>desarrollo, operación y mantenimiento.</w:t>
             </w:r>
           </w:p>
         </w:tc>
@@ -28419,7 +26859,16 @@
                 <w:sz w:val="18"/>
                 <w:szCs w:val="18"/>
               </w:rPr>
-              <w:t xml:space="preserve">Gestión del proceso de desarrollo del SAMR. Proceso formal de gestión de cambios. Proceso de pruebas y validación antes de cada </w:t>
+              <w:lastRenderedPageBreak/>
+              <w:t xml:space="preserve">Gestión del proceso de desarrollo del SAMR. Proceso formal de gestión de cambios. </w:t>
+            </w:r>
+            <w:r>
+              <w:rPr>
+                <w:sz w:val="18"/>
+                <w:szCs w:val="18"/>
+              </w:rPr>
+              <w:lastRenderedPageBreak/>
+              <w:t xml:space="preserve">Proceso de pruebas y validación antes de cada </w:t>
             </w:r>
             <w:proofErr w:type="spellStart"/>
             <w:r>
@@ -28463,6 +26912,7 @@
                 <w:sz w:val="18"/>
                 <w:szCs w:val="18"/>
               </w:rPr>
+              <w:lastRenderedPageBreak/>
               <w:t>Bryan Alao, Luis Córdova</w:t>
             </w:r>
           </w:p>
@@ -29366,23 +27816,7 @@
                 <w:sz w:val="18"/>
                 <w:szCs w:val="18"/>
               </w:rPr>
-              <w:t>María Paula (UX/UI), Juan Diego (</w:t>
-            </w:r>
-            <w:proofErr w:type="spellStart"/>
-            <w:r>
-              <w:rPr>
-                <w:sz w:val="18"/>
-                <w:szCs w:val="18"/>
-              </w:rPr>
-              <w:t>Frontend</w:t>
-            </w:r>
-            <w:proofErr w:type="spellEnd"/>
-            <w:r>
-              <w:rPr>
-                <w:sz w:val="18"/>
-                <w:szCs w:val="18"/>
-              </w:rPr>
-              <w:t>)</w:t>
+              <w:t>María Paula (UX/UI), Juan Diego (Frontend)</w:t>
             </w:r>
           </w:p>
         </w:tc>
@@ -29469,7 +27903,6 @@
         <w:jc w:val="both"/>
       </w:pPr>
       <w:r>
-        <w:lastRenderedPageBreak/>
         <w:t xml:space="preserve">Se realizó una lectura estructurada de todos los documentos del caso de estudio: descripción del proyecto SAMR, los dos escenarios operativos, la lista de capacidades requeridas y las consideraciones de gestión, seguridad e interoperabilidad. Paralelamente, se efectuó un análisis semántico de la Macro Cadena de Valor del SAMR, identificando los cinco módulos principales y sus flujos de actividades asociados. Este análisis permitió identificar 12 grupos de interesados, incluyendo los </w:t>
       </w:r>
       <w:proofErr w:type="spellStart"/>
@@ -29523,6 +27956,7 @@
         <w:spacing w:before="40" w:after="40"/>
       </w:pPr>
       <w:r>
+        <w:lastRenderedPageBreak/>
         <w:t>Análisis de documentación del caso: lectura estructurada del enunciado del proyecto y los escenarios operativos con anotación de necesidades implícitas y explícitas.</w:t>
       </w:r>
     </w:p>
@@ -29565,15 +27999,7 @@
       </w:r>
       <w:proofErr w:type="spellEnd"/>
       <w:r>
-        <w:t xml:space="preserve"> organizadas por especialidad (arquitectura, </w:t>
-      </w:r>
-      <w:proofErr w:type="spellStart"/>
-      <w:r>
-        <w:t>backend</w:t>
-      </w:r>
-      <w:proofErr w:type="spellEnd"/>
-      <w:r>
-        <w:t xml:space="preserve">, </w:t>
+        <w:t xml:space="preserve"> organizadas por especialidad (arquitectura, backend, </w:t>
       </w:r>
       <w:proofErr w:type="spellStart"/>
       <w:r>
@@ -30738,7 +29164,6 @@
                 <w:sz w:val="18"/>
                 <w:szCs w:val="18"/>
               </w:rPr>
-              <w:lastRenderedPageBreak/>
               <w:t>RF-06</w:t>
             </w:r>
           </w:p>
@@ -31439,6 +29864,7 @@
                 <w:sz w:val="18"/>
                 <w:szCs w:val="18"/>
               </w:rPr>
+              <w:lastRenderedPageBreak/>
               <w:t>RF-10</w:t>
             </w:r>
           </w:p>
@@ -34096,6 +32522,7 @@
                 <w:sz w:val="19"/>
                 <w:szCs w:val="19"/>
               </w:rPr>
+              <w:lastRenderedPageBreak/>
               <w:t>Seguridad</w:t>
             </w:r>
           </w:p>
@@ -35476,7 +33903,6 @@
         <w:jc w:val="both"/>
       </w:pPr>
       <w:r>
-        <w:lastRenderedPageBreak/>
         <w:t xml:space="preserve">Cada requisito funcional y no funcional mantiene trazabilidad bidireccional con: (a) el módulo de la Macro Cadena de Valor que lo origina, (b) el objetivo de negocio SMART que justifica su existencia, (c) el </w:t>
       </w:r>
       <w:proofErr w:type="spellStart"/>
@@ -35524,6 +33950,7 @@
       </w:pPr>
       <w:bookmarkStart w:id="39" w:name="_Toc230730843"/>
       <w:r>
+        <w:lastRenderedPageBreak/>
         <w:t>14. Arquitectura Propuesta de Alto Nivel</w:t>
       </w:r>
       <w:bookmarkEnd w:id="39"/>
@@ -35862,61 +34289,38 @@
               <w:rPr>
                 <w:sz w:val="18"/>
                 <w:szCs w:val="18"/>
-                <w:lang w:val="en-US"/>
-              </w:rPr>
-              <w:t xml:space="preserve">App </w:t>
+              </w:rPr>
+              <w:t xml:space="preserve">App móvil (iOS/Android), PWA responsive, </w:t>
             </w:r>
             <w:proofErr w:type="spellStart"/>
             <w:r>
               <w:rPr>
                 <w:sz w:val="18"/>
                 <w:szCs w:val="18"/>
-                <w:lang w:val="en-US"/>
-              </w:rPr>
-              <w:t>móvil</w:t>
+              </w:rPr>
+              <w:t>chatbot</w:t>
             </w:r>
             <w:proofErr w:type="spellEnd"/>
             <w:r>
               <w:rPr>
                 <w:sz w:val="18"/>
                 <w:szCs w:val="18"/>
-                <w:lang w:val="en-US"/>
-              </w:rPr>
-              <w:t xml:space="preserve"> (iOS/Android), PWA responsive, chatbot de </w:t>
+              </w:rPr>
+              <w:t xml:space="preserve"> de texto, </w:t>
             </w:r>
             <w:proofErr w:type="spellStart"/>
             <w:r>
               <w:rPr>
                 <w:sz w:val="18"/>
                 <w:szCs w:val="18"/>
-                <w:lang w:val="en-US"/>
-              </w:rPr>
-              <w:t>texto</w:t>
+              </w:rPr>
+              <w:t>voicebot</w:t>
             </w:r>
             <w:proofErr w:type="spellEnd"/>
             <w:r>
               <w:rPr>
                 <w:sz w:val="18"/>
                 <w:szCs w:val="18"/>
-                <w:lang w:val="en-US"/>
-              </w:rPr>
-              <w:t xml:space="preserve">, </w:t>
-            </w:r>
-            <w:proofErr w:type="spellStart"/>
-            <w:r>
-              <w:rPr>
-                <w:sz w:val="18"/>
-                <w:szCs w:val="18"/>
-                <w:lang w:val="en-US"/>
-              </w:rPr>
-              <w:t>voicebot</w:t>
-            </w:r>
-            <w:proofErr w:type="spellEnd"/>
-            <w:r>
-              <w:rPr>
-                <w:sz w:val="18"/>
-                <w:szCs w:val="18"/>
-                <w:lang w:val="en-US"/>
               </w:rPr>
               <w:t xml:space="preserve">. </w:t>
             </w:r>
@@ -37005,7 +35409,6 @@
                 <w:sz w:val="19"/>
                 <w:szCs w:val="19"/>
               </w:rPr>
-              <w:lastRenderedPageBreak/>
               <w:t>Integración Externa</w:t>
             </w:r>
           </w:p>
@@ -37376,6 +35779,7 @@
         <w:jc w:val="both"/>
       </w:pPr>
       <w:r>
+        <w:lastRenderedPageBreak/>
         <w:t>(1) la necesidad de actualizar modelos de IA de forma independiente sin interrumpir la operación de otros módulos (OB-02, RF-07)</w:t>
       </w:r>
       <w:r>
@@ -38829,6 +37233,14 @@
 </file>
 
 <file path=customXml/item1.xml><?xml version="1.0" encoding="utf-8"?>
+<p:properties xmlns:p="http://schemas.microsoft.com/office/2006/metadata/properties" xmlns:xsi="http://www.w3.org/2001/XMLSchema-instance" xmlns:pc="http://schemas.microsoft.com/office/infopath/2007/PartnerControls">
+  <documentManagement>
+    <_activity xmlns="7664a8aa-64c9-4d3a-9b97-de7083c1b582" xsi:nil="true"/>
+  </documentManagement>
+</p:properties>
+</file>
+
+<file path=customXml/item2.xml><?xml version="1.0" encoding="utf-8"?>
 <ct:contentTypeSchema xmlns:ct="http://schemas.microsoft.com/office/2006/metadata/contentType" xmlns:ma="http://schemas.microsoft.com/office/2006/metadata/properties/metaAttributes" ct:_="" ma:_="" ma:contentTypeName="Documento" ma:contentTypeID="0x0101009E14C0F9DBB6FB4093774BAD72565C07" ma:contentTypeVersion="11" ma:contentTypeDescription="Crear nuevo documento." ma:contentTypeScope="" ma:versionID="92532e837b041f1ce267bdc5da411f18">
   <xsd:schema xmlns:xsd="http://www.w3.org/2001/XMLSchema" xmlns:xs="http://www.w3.org/2001/XMLSchema" xmlns:p="http://schemas.microsoft.com/office/2006/metadata/properties" xmlns:ns3="7664a8aa-64c9-4d3a-9b97-de7083c1b582" targetNamespace="http://schemas.microsoft.com/office/2006/metadata/properties" ma:root="true" ma:fieldsID="932228aac2b8d370b0fcee50920054db" ns3:_="">
     <xsd:import namespace="7664a8aa-64c9-4d3a-9b97-de7083c1b582"/>
@@ -39016,15 +37428,11 @@
 </ct:contentTypeSchema>
 </file>
 
-<file path=customXml/item2.xml><?xml version="1.0" encoding="utf-8"?>
-<p:properties xmlns:p="http://schemas.microsoft.com/office/2006/metadata/properties" xmlns:xsi="http://www.w3.org/2001/XMLSchema-instance" xmlns:pc="http://schemas.microsoft.com/office/infopath/2007/PartnerControls">
-  <documentManagement>
-    <_activity xmlns="7664a8aa-64c9-4d3a-9b97-de7083c1b582" xsi:nil="true"/>
-  </documentManagement>
-</p:properties>
+<file path=customXml/item3.xml><?xml version="1.0" encoding="utf-8"?>
+<b:Sources xmlns:b="http://schemas.openxmlformats.org/officeDocument/2006/bibliography" xmlns="http://schemas.openxmlformats.org/officeDocument/2006/bibliography" SelectedStyle="\APASixthEditionOfficeOnline.xsl" StyleName="APA" Version="6"/>
 </file>
 
-<file path=customXml/item3.xml><?xml version="1.0" encoding="utf-8"?>
+<file path=customXml/item4.xml><?xml version="1.0" encoding="utf-8"?>
 <?mso-contentType ?>
 <FormTemplates xmlns="http://schemas.microsoft.com/sharepoint/v3/contenttype/forms">
   <Display>DocumentLibraryForm</Display>
@@ -39033,11 +37441,17 @@
 </FormTemplates>
 </file>
 
-<file path=customXml/item4.xml><?xml version="1.0" encoding="utf-8"?>
-<b:Sources xmlns:b="http://schemas.openxmlformats.org/officeDocument/2006/bibliography" xmlns="http://schemas.openxmlformats.org/officeDocument/2006/bibliography" SelectedStyle="\APASixthEditionOfficeOnline.xsl" StyleName="APA" Version="6"/>
+<file path=customXml/itemProps1.xml><?xml version="1.0" encoding="utf-8"?>
+<ds:datastoreItem xmlns:ds="http://schemas.openxmlformats.org/officeDocument/2006/customXml" ds:itemID="{2A1CC6CD-FDEC-43D5-A943-13DD359EDAD9}">
+  <ds:schemaRefs>
+    <ds:schemaRef ds:uri="http://schemas.microsoft.com/office/2006/metadata/properties"/>
+    <ds:schemaRef ds:uri="http://schemas.microsoft.com/office/infopath/2007/PartnerControls"/>
+    <ds:schemaRef ds:uri="7664a8aa-64c9-4d3a-9b97-de7083c1b582"/>
+  </ds:schemaRefs>
+</ds:datastoreItem>
 </file>
 
-<file path=customXml/itemProps1.xml><?xml version="1.0" encoding="utf-8"?>
+<file path=customXml/itemProps2.xml><?xml version="1.0" encoding="utf-8"?>
 <ds:datastoreItem xmlns:ds="http://schemas.openxmlformats.org/officeDocument/2006/customXml" ds:itemID="{2136DD3D-39C7-4E09-8043-56DE4489BCC3}">
   <ds:schemaRefs>
     <ds:schemaRef ds:uri="http://schemas.microsoft.com/office/2006/metadata/contentType"/>
@@ -39055,28 +37469,18 @@
 </ds:datastoreItem>
 </file>
 
-<file path=customXml/itemProps2.xml><?xml version="1.0" encoding="utf-8"?>
-<ds:datastoreItem xmlns:ds="http://schemas.openxmlformats.org/officeDocument/2006/customXml" ds:itemID="{2A1CC6CD-FDEC-43D5-A943-13DD359EDAD9}">
+<file path=customXml/itemProps3.xml><?xml version="1.0" encoding="utf-8"?>
+<ds:datastoreItem xmlns:ds="http://schemas.openxmlformats.org/officeDocument/2006/customXml" ds:itemID="{B012759B-DBED-4C09-AEA3-0FC013ED6DA2}">
   <ds:schemaRefs>
-    <ds:schemaRef ds:uri="http://schemas.microsoft.com/office/2006/metadata/properties"/>
-    <ds:schemaRef ds:uri="http://schemas.microsoft.com/office/infopath/2007/PartnerControls"/>
-    <ds:schemaRef ds:uri="7664a8aa-64c9-4d3a-9b97-de7083c1b582"/>
+    <ds:schemaRef ds:uri="http://schemas.openxmlformats.org/officeDocument/2006/bibliography"/>
   </ds:schemaRefs>
 </ds:datastoreItem>
 </file>
 
-<file path=customXml/itemProps3.xml><?xml version="1.0" encoding="utf-8"?>
+<file path=customXml/itemProps4.xml><?xml version="1.0" encoding="utf-8"?>
 <ds:datastoreItem xmlns:ds="http://schemas.openxmlformats.org/officeDocument/2006/customXml" ds:itemID="{00B582A3-FFDB-463D-A156-520A20298DE1}">
   <ds:schemaRefs>
     <ds:schemaRef ds:uri="http://schemas.microsoft.com/sharepoint/v3/contenttype/forms"/>
   </ds:schemaRefs>
 </ds:datastoreItem>
-</file>
-
-<file path=customXml/itemProps4.xml><?xml version="1.0" encoding="utf-8"?>
-<ds:datastoreItem xmlns:ds="http://schemas.openxmlformats.org/officeDocument/2006/customXml" ds:itemID="{B012759B-DBED-4C09-AEA3-0FC013ED6DA2}">
-  <ds:schemaRefs>
-    <ds:schemaRef ds:uri="http://schemas.openxmlformats.org/officeDocument/2006/bibliography"/>
-  </ds:schemaRefs>
-</ds:datastoreItem>
 </file>